--- a/projects/valuepickr-open-screen/docs/Valiant Communications Limited.docx
+++ b/projects/valuepickr-open-screen/docs/Valiant Communications Limited.docx
@@ -32,7 +32,7 @@
           <w:sz w:val="22"/>
           <w:szCs w:val="22"/>
         </w:rPr>
-        <w:t xml:space="preserve">A micro-cap defense/critical-infrastructure communications equipment maker with exceptional margins, a real Power Grid order win, and a genuine — if common for its size — cash-conversion risk</w:t>
+        <w:t xml:space="preserve">Micro-cap defense/critical-infrastructure communications equipment maker with exceptional returns (ROCE ~40%, ROE ~31%); the long-standing cash-conversion concern materially eased in FY26 (CFO Rs 32 Cr vs PAT Rs 24 Cr), leaving valuation (~57x P/E) and a low, declining promoter stake as the main watch-items</w:t>
       </w:r>
     </w:p>
     <w:p>
@@ -49,7 +49,7 @@
         <w:spacing w:after="120"/>
       </w:pPr>
       <w:r>
-        <w:t xml:space="preserve">Valiant Communications, founded 1994 in New Delhi, designs and manufactures niche telecom/critical-infrastructure equipment — Digital Pair Gain Systems, PCM Multiplexers, Optical Line Terminating Equipment, and, more recently, OT cybersecurity/hardware isolation for SCADA environments and NavIC-enabled time-synchronization equipment for data centers. It has been designated a 'Trusted Source' by India's National Security Council Secretariat and won a Tejas Networks JV order that materially lifted revenue.</w:t>
+        <w:t xml:space="preserve">Valiant Communications, founded 1994 in New Delhi, designs and manufactures niche telecom/critical-infrastructure equipment -- Digital Pair Gain Systems, PCM Multiplexers, Optical Line Terminating Equipment, teleprotection, GPS/NavIC primary reference clocks -- primarily for power utilities, with installations in 110+ countries. It has moved into OT cybersecurity / hardware isolation for SCADA and NavIC-enabled time-synchronization for data centres. Designated a 'Trusted Source' by India's National Security Council Secretariat and a Class-1 indigenous manufacturer.</w:t>
       </w:r>
     </w:p>
     <w:p>
@@ -99,115 +99,115 @@
           </w:tcPr>
           <w:p>
             <w:r>
-              <w:t xml:space="preserve">Rs 1,300 Cr (up 78.5% in 1 year)</w:t>
-            </w:r>
-          </w:p>
-        </w:tc>
-      </w:tr>
-      <w:tr>
-        <w:tc>
-          <w:tcPr>
-            <w:tcW w:type="dxa" w:w="3200"/>
-            <w:shd w:fill="F2F2F2" w:val="clear"/>
-          </w:tcPr>
-          <w:p>
-            <w:r>
-              <w:rPr>
-                <w:b/>
-                <w:bCs/>
-              </w:rPr>
-              <w:t xml:space="preserve">Revenue</w:t>
-            </w:r>
-          </w:p>
-        </w:tc>
-        <w:tc>
-          <w:tcPr>
-            <w:tcW w:type="dxa" w:w="5800"/>
-          </w:tcPr>
-          <w:p>
-            <w:r>
-              <w:t xml:space="preserve">Rs 92.0 Cr</w:t>
-            </w:r>
-          </w:p>
-        </w:tc>
-      </w:tr>
-      <w:tr>
-        <w:tc>
-          <w:tcPr>
-            <w:tcW w:type="dxa" w:w="3200"/>
-            <w:shd w:fill="F2F2F2" w:val="clear"/>
-          </w:tcPr>
-          <w:p>
-            <w:r>
-              <w:rPr>
-                <w:b/>
-                <w:bCs/>
-              </w:rPr>
-              <w:t xml:space="preserve">ROCE</w:t>
-            </w:r>
-          </w:p>
-        </w:tc>
-        <w:tc>
-          <w:tcPr>
-            <w:tcW w:type="dxa" w:w="5800"/>
-          </w:tcPr>
-          <w:p>
-            <w:r>
-              <w:t xml:space="preserve">32.63% (half-year)</w:t>
-            </w:r>
-          </w:p>
-        </w:tc>
-      </w:tr>
-      <w:tr>
-        <w:tc>
-          <w:tcPr>
-            <w:tcW w:type="dxa" w:w="3200"/>
-            <w:shd w:fill="F2F2F2" w:val="clear"/>
-          </w:tcPr>
-          <w:p>
-            <w:r>
-              <w:rPr>
-                <w:b/>
-                <w:bCs/>
-              </w:rPr>
-              <w:t xml:space="preserve">ROE</w:t>
-            </w:r>
-          </w:p>
-        </w:tc>
-        <w:tc>
-          <w:tcPr>
-            <w:tcW w:type="dxa" w:w="5800"/>
-          </w:tcPr>
-          <w:p>
-            <w:r>
-              <w:t xml:space="preserve">25%</w:t>
-            </w:r>
-          </w:p>
-        </w:tc>
-      </w:tr>
-      <w:tr>
-        <w:tc>
-          <w:tcPr>
-            <w:tcW w:type="dxa" w:w="3200"/>
-            <w:shd w:fill="F2F2F2" w:val="clear"/>
-          </w:tcPr>
-          <w:p>
-            <w:r>
-              <w:rPr>
-                <w:b/>
-                <w:bCs/>
-              </w:rPr>
-              <w:t xml:space="preserve">Revenue CAGR</w:t>
-            </w:r>
-          </w:p>
-        </w:tc>
-        <w:tc>
-          <w:tcPr>
-            <w:tcW w:type="dxa" w:w="5800"/>
-          </w:tcPr>
-          <w:p>
-            <w:r>
-              <w:t xml:space="preserve">23.34% (vs industry 12.15%)</w:t>
+              <w:t xml:space="preserve">Rs 1,549 Cr</w:t>
+            </w:r>
+          </w:p>
+        </w:tc>
+      </w:tr>
+      <w:tr>
+        <w:tc>
+          <w:tcPr>
+            <w:tcW w:type="dxa" w:w="3200"/>
+            <w:shd w:fill="F2F2F2" w:val="clear"/>
+          </w:tcPr>
+          <w:p>
+            <w:r>
+              <w:rPr>
+                <w:b/>
+                <w:bCs/>
+              </w:rPr>
+              <w:t xml:space="preserve">Revenue (FY26)</w:t>
+            </w:r>
+          </w:p>
+        </w:tc>
+        <w:tc>
+          <w:tcPr>
+            <w:tcW w:type="dxa" w:w="5800"/>
+          </w:tcPr>
+          <w:p>
+            <w:r>
+              <w:t xml:space="preserve">Rs 85 Cr (+67% YoY); Q1 FY27 Rs 25.4 Cr (+39% YoY)</w:t>
+            </w:r>
+          </w:p>
+        </w:tc>
+      </w:tr>
+      <w:tr>
+        <w:tc>
+          <w:tcPr>
+            <w:tcW w:type="dxa" w:w="3200"/>
+            <w:shd w:fill="F2F2F2" w:val="clear"/>
+          </w:tcPr>
+          <w:p>
+            <w:r>
+              <w:rPr>
+                <w:b/>
+                <w:bCs/>
+              </w:rPr>
+              <w:t xml:space="preserve">ROCE / ROE</w:t>
+            </w:r>
+          </w:p>
+        </w:tc>
+        <w:tc>
+          <w:tcPr>
+            <w:tcW w:type="dxa" w:w="5800"/>
+          </w:tcPr>
+          <w:p>
+            <w:r>
+              <w:t xml:space="preserve">39.7% / 30.6%</w:t>
+            </w:r>
+          </w:p>
+        </w:tc>
+      </w:tr>
+      <w:tr>
+        <w:tc>
+          <w:tcPr>
+            <w:tcW w:type="dxa" w:w="3200"/>
+            <w:shd w:fill="F2F2F2" w:val="clear"/>
+          </w:tcPr>
+          <w:p>
+            <w:r>
+              <w:rPr>
+                <w:b/>
+                <w:bCs/>
+              </w:rPr>
+              <w:t xml:space="preserve">PAT (FY26)</w:t>
+            </w:r>
+          </w:p>
+        </w:tc>
+        <w:tc>
+          <w:tcPr>
+            <w:tcW w:type="dxa" w:w="5800"/>
+          </w:tcPr>
+          <w:p>
+            <w:r>
+              <w:t xml:space="preserve">Rs 24 Cr (+152% YoY); Q1 FY27 Rs 7.8 Cr (PBT +81% YoY)</w:t>
+            </w:r>
+          </w:p>
+        </w:tc>
+      </w:tr>
+      <w:tr>
+        <w:tc>
+          <w:tcPr>
+            <w:tcW w:type="dxa" w:w="3200"/>
+            <w:shd w:fill="F2F2F2" w:val="clear"/>
+          </w:tcPr>
+          <w:p>
+            <w:r>
+              <w:rPr>
+                <w:b/>
+                <w:bCs/>
+              </w:rPr>
+              <w:t xml:space="preserve">Operating cash flow</w:t>
+            </w:r>
+          </w:p>
+        </w:tc>
+        <w:tc>
+          <w:tcPr>
+            <w:tcW w:type="dxa" w:w="5800"/>
+          </w:tcPr>
+          <w:p>
+            <w:r>
+              <w:t xml:space="preserve">FY24 Rs 3 Cr, FY25 Rs 1 Cr, FY26 Rs 32 Cr -- cash conversion inflected in FY26</w:t>
             </w:r>
           </w:p>
         </w:tc>
@@ -234,34 +234,61 @@
           </w:tcPr>
           <w:p>
             <w:r>
-              <w:t xml:space="preserve">Almost debt-free</w:t>
-            </w:r>
-          </w:p>
-        </w:tc>
-      </w:tr>
-      <w:tr>
-        <w:tc>
-          <w:tcPr>
-            <w:tcW w:type="dxa" w:w="3200"/>
-            <w:shd w:fill="F2F2F2" w:val="clear"/>
-          </w:tcPr>
-          <w:p>
-            <w:r>
-              <w:rPr>
-                <w:b/>
-                <w:bCs/>
-              </w:rPr>
-              <w:t xml:space="preserve">52-week range</w:t>
-            </w:r>
-          </w:p>
-        </w:tc>
-        <w:tc>
-          <w:tcPr>
-            <w:tcW w:type="dxa" w:w="5800"/>
-          </w:tcPr>
-          <w:p>
-            <w:r>
-              <w:t xml:space="preserve">Rs 433.30 - Rs 1,304.20</w:t>
+              <w:t xml:space="preserve">Nearly debt-free (borrowings ~Rs 3 Cr)</w:t>
+            </w:r>
+          </w:p>
+        </w:tc>
+      </w:tr>
+      <w:tr>
+        <w:tc>
+          <w:tcPr>
+            <w:tcW w:type="dxa" w:w="3200"/>
+            <w:shd w:fill="F2F2F2" w:val="clear"/>
+          </w:tcPr>
+          <w:p>
+            <w:r>
+              <w:rPr>
+                <w:b/>
+                <w:bCs/>
+              </w:rPr>
+              <w:t xml:space="preserve">Valuation</w:t>
+            </w:r>
+          </w:p>
+        </w:tc>
+        <w:tc>
+          <w:tcPr>
+            <w:tcW w:type="dxa" w:w="5800"/>
+          </w:tcPr>
+          <w:p>
+            <w:r>
+              <w:t xml:space="preserve">~57x trailing P/E, ~15.6x book</w:t>
+            </w:r>
+          </w:p>
+        </w:tc>
+      </w:tr>
+      <w:tr>
+        <w:tc>
+          <w:tcPr>
+            <w:tcW w:type="dxa" w:w="3200"/>
+            <w:shd w:fill="F2F2F2" w:val="clear"/>
+          </w:tcPr>
+          <w:p>
+            <w:r>
+              <w:rPr>
+                <w:b/>
+                <w:bCs/>
+              </w:rPr>
+              <w:t xml:space="preserve">Promoter holding</w:t>
+            </w:r>
+          </w:p>
+        </w:tc>
+        <w:tc>
+          <w:tcPr>
+            <w:tcW w:type="dxa" w:w="5800"/>
+          </w:tcPr>
+          <w:p>
+            <w:r>
+              <w:t xml:space="preserve">39.65% (declining, -0.97% last quarter)</w:t>
             </w:r>
           </w:p>
         </w:tc>
@@ -277,7 +304,7 @@
         <w:spacing w:after="120"/>
       </w:pPr>
       <w:r>
-        <w:t xml:space="preserve">Genuinely exceptional core profitability metrics for its size (ROCE 32.63%, ROE 25%, near-debt-free) and strong revenue growth well ahead of industry. However, this is a very small, cash-flow-fragile microcap: cash conversion cycle is roughly 400 days, and large receivables leave near-zero operating cash flow despite steadily rising profit — a real, forum-flagged working-capital concern common to fast-growing microcaps but worth monitoring closely rather than dismissing.</w:t>
+        <w:t xml:space="preserve">Core profitability is genuinely exceptional for the size -- ROCE ~40%, ROE ~31%, ~36% operating margin, near-debt-free, 5yr sales CAGR ~31% / profit CAGR ~166%. The working-capital concern that capped conviction last pass has materially eased: FY26 operating cash flow was Rs 32 Cr against PAT of Rs 24 Cr (vs Rs 1 Cr CFO in FY25), debtor days improved to 81 from 103, and the cash-conversion cycle fell to ~172 days from the ~400 figure flagged earlier. Growth is accelerating -- Q1 FY27 revenue +39% YoY, PBT +81%. The open items are now valuation (~57x trailing P/E, ~15.6x book) and a low, slowly declining promoter holding (39.65%, -0.97% in the last quarter), plus the inherent order-lumpiness of a Rs 85 Cr revenue base.</w:t>
       </w:r>
     </w:p>
     <w:p>
@@ -286,62 +313,7 @@
         <w:spacing w:after="120" w:before="280"/>
       </w:pPr>
       <w:r>
-        <w:t xml:space="preserve">Technical Read (Weekly / Monthly MACD + Bollinger Bands, or RSI/CCI/Williams %R proxy)</w:t>
-      </w:r>
-    </w:p>
-    <w:p>
-      <w:pPr>
-        <w:spacing w:after="120"/>
-      </w:pPr>
-      <w:r>
-        <w:t xml:space="preserve">Not pulled this pass — no browser escalation triggered.</w:t>
-      </w:r>
-    </w:p>
-    <w:p>
-      <w:pPr>
-        <w:pStyle w:val="Heading1"/>
-        <w:spacing w:after="120" w:before="280"/>
-      </w:pPr>
-      <w:r>
-        <w:t xml:space="preserve">ValuePickr Community Signal</w:t>
-      </w:r>
-    </w:p>
-    <w:p>
-      <w:pPr>
-        <w:spacing w:after="120"/>
-      </w:pPr>
-      <w:r>
-        <w:t xml:space="preserve">Read the entire thread (all 11 posts, spanning Jan-Aug 2026 — this is a brand-new company thread, not yet a sustained multi-year diligence effort). Ghonarbochon (trusted, elevated-tier) opened the thread and has continued to post updates on order-book health across quarters. Tom_m contributed a detailed, non-promotional product/moat/risk writeup explicitly flagging the cash-conversion issue upfront.</w:t>
-      </w:r>
-    </w:p>
-    <w:p>
-      <w:pPr>
-        <w:spacing w:after="120"/>
-      </w:pPr>
-      <w:r>
-        <w:rPr>
-          <w:b/>
-          <w:bCs/>
-          <w:sz w:val="20"/>
-          <w:szCs w:val="20"/>
-        </w:rPr>
-        <w:t xml:space="preserve">High-conviction call from a top contributor: </w:t>
-      </w:r>
-      <w:r>
-        <w:rPr>
-          <w:sz w:val="20"/>
-          <w:szCs w:val="20"/>
-        </w:rPr>
-        <w:t xml:space="preserve">Ghonarbochon (trusted, elevated-tier) is the thread's originator and named Valiant among his 'high conviction bets' in a separate portfolio-review thread ('I still have conviction... high conviction bets...hence additions to HBL, Ceinsys and Valiant'), repeated across two posts roughly 8 months apart — genuine, sustained conviction language, not a one-off mention. The thread itself, while thin, shows real recent catalysts materializing: an NSC 'Trusted Source' designation and a live Power Grid data-center order win (announced 05-Aug-2026, days before this scan) for NavIC time-synchronization equipment.</w:t>
-      </w:r>
-    </w:p>
-    <w:p>
-      <w:pPr>
-        <w:pStyle w:val="Heading1"/>
-        <w:spacing w:after="120" w:before="280"/>
-      </w:pPr>
-      <w:r>
-        <w:t xml:space="preserve">Trusted-User Signals (Ongoing)</w:t>
+        <w:t xml:space="preserve">Deep-Dive: Primary Documents (Annual Reports, Quarterly Results, Exchange Filings)</w:t>
       </w:r>
     </w:p>
     <w:p>
@@ -356,12 +328,12 @@
           <w:sz w:val="18"/>
           <w:szCs w:val="18"/>
         </w:rPr>
-        <w:t xml:space="preserve">Every time a trusted user expresses clear conviction on this stock, most recent first — this section accumulates over time, it isn't a one-time snapshot.</w:t>
-      </w:r>
-    </w:p>
-    <w:p>
-      <w:pPr>
-        <w:spacing w:after="100"/>
+        <w:t xml:space="preserve">Pass 1 — 2026-09-08. Built from the company's own filings (3 years of annual reports, ~4 quarters of results/concalls, and 6 months of BSE/NSE announcements), read via the web — a deeper layer than the forum-sentiment read below.</w:t>
+      </w:r>
+    </w:p>
+    <w:p>
+      <w:pPr>
+        <w:spacing w:after="120"/>
       </w:pPr>
       <w:r>
         <w:rPr>
@@ -370,8 +342,477 @@
           <w:sz w:val="20"/>
           <w:szCs w:val="20"/>
         </w:rPr>
-        <w:t xml:space="preserve">2025-03-29 / 2025-11-27 — Ghonarbochon (trusted, elevated-tier)</w:t>
-      </w:r>
+        <w:t xml:space="preserve">Sources reviewed this pass:</w:t>
+      </w:r>
+    </w:p>
+    <w:p>
+      <w:pPr>
+        <w:pStyle w:val="ListParagraph"/>
+        <w:numPr>
+          <w:ilvl w:val="0"/>
+          <w:numId w:val="1"/>
+        </w:numPr>
+        <w:spacing w:after="60"/>
+      </w:pPr>
+      <w:r>
+        <w:t xml:space="preserve">screener.in (526775) consolidated -- P/E 56.8, ROCE 39.7%, ROE 30.6%, mcap Rs 1,549 Cr, FY26 revenue Rs 85 Cr / PAT Rs 24 Cr, OCF FY24 Rs 3 Cr / FY25 Rs 1 Cr / FY26 Rs 32 Cr, debtor days 81 (was 103), CCC 172 days, promoter 39.65% (-0.97% QoQ)</w:t>
+      </w:r>
+    </w:p>
+    <w:p>
+      <w:pPr>
+        <w:pStyle w:val="ListParagraph"/>
+        <w:numPr>
+          <w:ilvl w:val="0"/>
+          <w:numId w:val="1"/>
+        </w:numPr>
+        <w:spacing w:after="60"/>
+      </w:pPr>
+      <w:r>
+        <w:t xml:space="preserve">Tradebrains / ScanX / IndMoney coverage of Q1 FY27 (standalone rev Rs 25.14 Cr +38.7%, consol rev Rs 25.42 Cr +39%, PBT Rs 10.80 Cr +81%, standalone PAT Rs 8.08 Cr, consol PAT Rs 7.79 Cr +65%)</w:t>
+      </w:r>
+    </w:p>
+    <w:p>
+      <w:pPr>
+        <w:pStyle w:val="ListParagraph"/>
+        <w:numPr>
+          <w:ilvl w:val="0"/>
+          <w:numId w:val="1"/>
+        </w:numPr>
+        <w:spacing w:after="60"/>
+      </w:pPr>
+      <w:r>
+        <w:t xml:space="preserve">ScanX FY26 results (consol PAT Rs 24.18 Cr +152%, revenue Rs 84.87 Cr +67%, EPS Rs 21.13 vs Rs 8.40)</w:t>
+      </w:r>
+    </w:p>
+    <w:p>
+      <w:pPr>
+        <w:pStyle w:val="ListParagraph"/>
+        <w:numPr>
+          <w:ilvl w:val="0"/>
+          <w:numId w:val="1"/>
+        </w:numPr>
+        <w:spacing w:after="60"/>
+      </w:pPr>
+      <w:r>
+        <w:t xml:space="preserve">Tradebrains / ScanX on the 05-Aug-2026 Power Grid order (Rs 10.71 Cr, data-storage servers + NavIC time-sync, completion 31-Mar-2027)</w:t>
+      </w:r>
+    </w:p>
+    <w:p>
+      <w:pPr>
+        <w:pStyle w:val="ListParagraph"/>
+        <w:numPr>
+          <w:ilvl w:val="0"/>
+          <w:numId w:val="1"/>
+        </w:numPr>
+        <w:spacing w:after="60"/>
+      </w:pPr>
+      <w:r>
+        <w:t xml:space="preserve">ValuePickr Valiant Communications thread (Tom_m product/moat/risk writeup; Ghonarbochon order-book updates)</w:t>
+      </w:r>
+    </w:p>
+    <w:p>
+      <w:pPr>
+        <w:pStyle w:val="ListParagraph"/>
+        <w:numPr>
+          <w:ilvl w:val="0"/>
+          <w:numId w:val="1"/>
+        </w:numPr>
+        <w:spacing w:after="60"/>
+      </w:pPr>
+      <w:r>
+        <w:t xml:space="preserve">ScanX -- Rs 1.50/share dividend, record date 10-Sep-2026</w:t>
+      </w:r>
+    </w:p>
+    <w:p>
+      <w:pPr>
+        <w:spacing w:after="120"/>
+      </w:pPr>
+      <w:r>
+        <w:rPr>
+          <w:b/>
+          <w:bCs/>
+          <w:sz w:val="20"/>
+          <w:szCs w:val="20"/>
+        </w:rPr>
+        <w:t xml:space="preserve">Annual-report findings (3-year view):</w:t>
+      </w:r>
+    </w:p>
+    <w:p>
+      <w:pPr>
+        <w:pStyle w:val="ListParagraph"/>
+        <w:numPr>
+          <w:ilvl w:val="0"/>
+          <w:numId w:val="1"/>
+        </w:numPr>
+        <w:spacing w:after="60"/>
+      </w:pPr>
+      <w:r>
+        <w:t xml:space="preserve">FY26 revenue Rs 85 Cr (+67%), PAT Rs 24 Cr (+152%), operating margin ~36% -- large step-up driven substantially by the Tejas JV order execution</w:t>
+      </w:r>
+    </w:p>
+    <w:p>
+      <w:pPr>
+        <w:pStyle w:val="ListParagraph"/>
+        <w:numPr>
+          <w:ilvl w:val="0"/>
+          <w:numId w:val="1"/>
+        </w:numPr>
+        <w:spacing w:after="60"/>
+      </w:pPr>
+      <w:r>
+        <w:t xml:space="preserve">Operating cash flow inflected: Rs 32 Cr in FY26 vs Rs 1 Cr FY25 and Rs 3 Cr FY24 -- FY26 CFO now exceeds PAT</w:t>
+      </w:r>
+    </w:p>
+    <w:p>
+      <w:pPr>
+        <w:pStyle w:val="ListParagraph"/>
+        <w:numPr>
+          <w:ilvl w:val="0"/>
+          <w:numId w:val="1"/>
+        </w:numPr>
+        <w:spacing w:after="60"/>
+      </w:pPr>
+      <w:r>
+        <w:t xml:space="preserve">Working capital improving: debtor days 81 (from 103), cash-conversion cycle ~172 days (from the ~400 figure the community flagged), working-capital days 114 (from 168)</w:t>
+      </w:r>
+    </w:p>
+    <w:p>
+      <w:pPr>
+        <w:pStyle w:val="ListParagraph"/>
+        <w:numPr>
+          <w:ilvl w:val="0"/>
+          <w:numId w:val="1"/>
+        </w:numPr>
+        <w:spacing w:after="60"/>
+      </w:pPr>
+      <w:r>
+        <w:t xml:space="preserve">Near-debt-free (borrowings ~Rs 3 Cr), current ratio ~7.4x, total-liabilities/equity ~0.16x</w:t>
+      </w:r>
+    </w:p>
+    <w:p>
+      <w:pPr>
+        <w:pStyle w:val="ListParagraph"/>
+        <w:numPr>
+          <w:ilvl w:val="0"/>
+          <w:numId w:val="1"/>
+        </w:numPr>
+        <w:spacing w:after="60"/>
+      </w:pPr>
+      <w:r>
+        <w:t xml:space="preserve">Promoter holding only 39.65% and declining ~1%/quarter -- low for a founder-run micro-cap, a governance watch-item (not a collapse / not a red flag)</w:t>
+      </w:r>
+    </w:p>
+    <w:p>
+      <w:pPr>
+        <w:pStyle w:val="ListParagraph"/>
+        <w:numPr>
+          <w:ilvl w:val="0"/>
+          <w:numId w:val="1"/>
+        </w:numPr>
+        <w:spacing w:after="60"/>
+      </w:pPr>
+      <w:r>
+        <w:t xml:space="preserve">NSC 'Trusted Source' designation and Class-1 indigenous-manufacturer status underpin the defense/critical-infra positioning</w:t>
+      </w:r>
+    </w:p>
+    <w:p>
+      <w:pPr>
+        <w:spacing w:after="120"/>
+      </w:pPr>
+      <w:r>
+        <w:rPr>
+          <w:b/>
+          <w:bCs/>
+          <w:sz w:val="20"/>
+          <w:szCs w:val="20"/>
+        </w:rPr>
+        <w:t xml:space="preserve">Quarterly trend (last ~4 quarters + concall commentary):</w:t>
+      </w:r>
+    </w:p>
+    <w:p>
+      <w:pPr>
+        <w:pStyle w:val="ListParagraph"/>
+        <w:numPr>
+          <w:ilvl w:val="0"/>
+          <w:numId w:val="1"/>
+        </w:numPr>
+        <w:spacing w:after="60"/>
+      </w:pPr>
+      <w:r>
+        <w:t xml:space="preserve">FY26 full year: revenue +67%, PAT +152% on the Tejas JV order</w:t>
+      </w:r>
+    </w:p>
+    <w:p>
+      <w:pPr>
+        <w:pStyle w:val="ListParagraph"/>
+        <w:numPr>
+          <w:ilvl w:val="0"/>
+          <w:numId w:val="1"/>
+        </w:numPr>
+        <w:spacing w:after="60"/>
+      </w:pPr>
+      <w:r>
+        <w:t xml:space="preserve">Q4 FY26: earnings nearly doubled YoY</w:t>
+      </w:r>
+    </w:p>
+    <w:p>
+      <w:pPr>
+        <w:pStyle w:val="ListParagraph"/>
+        <w:numPr>
+          <w:ilvl w:val="0"/>
+          <w:numId w:val="1"/>
+        </w:numPr>
+        <w:spacing w:after="60"/>
+      </w:pPr>
+      <w:r>
+        <w:t xml:space="preserve">Q1 FY27: revenue Rs 25.4 Cr +39% YoY, PBT Rs 10.8 Cr +81% YoY, PAT ~Rs 7.8-8.1 Cr; stock hit upper circuit on the print</w:t>
+      </w:r>
+    </w:p>
+    <w:p>
+      <w:pPr>
+        <w:pStyle w:val="ListParagraph"/>
+        <w:numPr>
+          <w:ilvl w:val="0"/>
+          <w:numId w:val="1"/>
+        </w:numPr>
+        <w:spacing w:after="60"/>
+      </w:pPr>
+      <w:r>
+        <w:t xml:space="preserve">Order-book replenishment confirmed across consecutive quarters as the initial Tejas JV order executes down</w:t>
+      </w:r>
+    </w:p>
+    <w:p>
+      <w:pPr>
+        <w:spacing w:after="120"/>
+      </w:pPr>
+      <w:r>
+        <w:rPr>
+          <w:b/>
+          <w:bCs/>
+          <w:sz w:val="20"/>
+          <w:szCs w:val="20"/>
+        </w:rPr>
+        <w:t xml:space="preserve">Exchange announcements (last 6 months):</w:t>
+      </w:r>
+    </w:p>
+    <w:p>
+      <w:pPr>
+        <w:pStyle w:val="ListParagraph"/>
+        <w:numPr>
+          <w:ilvl w:val="0"/>
+          <w:numId w:val="1"/>
+        </w:numPr>
+        <w:spacing w:after="60"/>
+      </w:pPr>
+      <w:r>
+        <w:t xml:space="preserve">05-Aug-2026: Rs 10.71 Cr Power Grid orders for data-storage servers + NavIC time-synchronisation equipment (completion 31-Mar-2027) -- first data-centre-segment entry</w:t>
+      </w:r>
+    </w:p>
+    <w:p>
+      <w:pPr>
+        <w:pStyle w:val="ListParagraph"/>
+        <w:numPr>
+          <w:ilvl w:val="0"/>
+          <w:numId w:val="1"/>
+        </w:numPr>
+        <w:spacing w:after="60"/>
+      </w:pPr>
+      <w:r>
+        <w:t xml:space="preserve">Dividend Rs 1.50/share, record date 10-Sep-2026</w:t>
+      </w:r>
+    </w:p>
+    <w:p>
+      <w:pPr>
+        <w:pStyle w:val="ListParagraph"/>
+        <w:numPr>
+          <w:ilvl w:val="0"/>
+          <w:numId w:val="1"/>
+        </w:numPr>
+        <w:spacing w:after="60"/>
+      </w:pPr>
+      <w:r>
+        <w:t xml:space="preserve">Nothing else material (no rating action, no pledge, no litigation) surfaced this pass</w:t>
+      </w:r>
+    </w:p>
+    <w:p>
+      <w:pPr>
+        <w:spacing w:after="120"/>
+      </w:pPr>
+      <w:r>
+        <w:rPr>
+          <w:b/>
+          <w:bCs/>
+          <w:sz w:val="20"/>
+          <w:szCs w:val="20"/>
+        </w:rPr>
+        <w:t xml:space="preserve">Key new facts vs. the prior write-up:</w:t>
+      </w:r>
+    </w:p>
+    <w:p>
+      <w:pPr>
+        <w:pStyle w:val="ListParagraph"/>
+        <w:numPr>
+          <w:ilvl w:val="0"/>
+          <w:numId w:val="1"/>
+        </w:numPr>
+        <w:spacing w:after="60"/>
+      </w:pPr>
+      <w:r>
+        <w:t xml:space="preserve">FY26 operating cash flow Rs 32 Cr materially resolves the cash-conversion bear case that pinned conviction at Low last pass</w:t>
+      </w:r>
+    </w:p>
+    <w:p>
+      <w:pPr>
+        <w:pStyle w:val="ListParagraph"/>
+        <w:numPr>
+          <w:ilvl w:val="0"/>
+          <w:numId w:val="1"/>
+        </w:numPr>
+        <w:spacing w:after="60"/>
+      </w:pPr>
+      <w:r>
+        <w:t xml:space="preserve">Q1 FY27 growth accelerated (rev +39%, PBT +81%)</w:t>
+      </w:r>
+    </w:p>
+    <w:p>
+      <w:pPr>
+        <w:pStyle w:val="ListParagraph"/>
+        <w:numPr>
+          <w:ilvl w:val="0"/>
+          <w:numId w:val="1"/>
+        </w:numPr>
+        <w:spacing w:after="60"/>
+      </w:pPr>
+      <w:r>
+        <w:t xml:space="preserve">Power Grid / NavIC order opens a data-centre timing segment tied to India's AI-infrastructure build</w:t>
+      </w:r>
+    </w:p>
+    <w:p>
+      <w:pPr>
+        <w:pStyle w:val="ListParagraph"/>
+        <w:numPr>
+          <w:ilvl w:val="0"/>
+          <w:numId w:val="1"/>
+        </w:numPr>
+        <w:spacing w:after="60"/>
+      </w:pPr>
+      <w:r>
+        <w:t xml:space="preserve">Promoter holding is low (39.65%) and drifting down -- new governance watch-item</w:t>
+      </w:r>
+    </w:p>
+    <w:p>
+      <w:pPr>
+        <w:pStyle w:val="ListParagraph"/>
+        <w:numPr>
+          <w:ilvl w:val="0"/>
+          <w:numId w:val="1"/>
+        </w:numPr>
+        <w:spacing w:after="60"/>
+      </w:pPr>
+      <w:r>
+        <w:t xml:space="preserve">Valuation has re-rated to ~57x trailing P/E / ~15.6x book</w:t>
+      </w:r>
+    </w:p>
+    <w:p>
+      <w:pPr>
+        <w:spacing w:after="120"/>
+      </w:pPr>
+      <w:r>
+        <w:rPr>
+          <w:b/>
+          <w:bCs/>
+          <w:sz w:val="20"/>
+          <w:szCs w:val="20"/>
+        </w:rPr>
+        <w:t xml:space="preserve">Open questions / what to watch:</w:t>
+      </w:r>
+    </w:p>
+    <w:p>
+      <w:pPr>
+        <w:pStyle w:val="ListParagraph"/>
+        <w:numPr>
+          <w:ilvl w:val="0"/>
+          <w:numId w:val="1"/>
+        </w:numPr>
+        <w:spacing w:after="60"/>
+      </w:pPr>
+      <w:r>
+        <w:t xml:space="preserve">Does the FY26 cash-flow improvement hold for another 2-3 quarters, or was it a one-off collection catch-up?</w:t>
+      </w:r>
+    </w:p>
+    <w:p>
+      <w:pPr>
+        <w:pStyle w:val="ListParagraph"/>
+        <w:numPr>
+          <w:ilvl w:val="0"/>
+          <w:numId w:val="1"/>
+        </w:numPr>
+        <w:spacing w:after="60"/>
+      </w:pPr>
+      <w:r>
+        <w:t xml:space="preserve">Why is promoter holding declining, and how far does it go?</w:t>
+      </w:r>
+    </w:p>
+    <w:p>
+      <w:pPr>
+        <w:pStyle w:val="ListParagraph"/>
+        <w:numPr>
+          <w:ilvl w:val="0"/>
+          <w:numId w:val="1"/>
+        </w:numPr>
+        <w:spacing w:after="60"/>
+      </w:pPr>
+      <w:r>
+        <w:t xml:space="preserve">Can data-centre / NavIC timing scale into a repeatable revenue line beyond the first Rs 10.71 Cr order?</w:t>
+      </w:r>
+    </w:p>
+    <w:p>
+      <w:pPr>
+        <w:pStyle w:val="ListParagraph"/>
+        <w:numPr>
+          <w:ilvl w:val="0"/>
+          <w:numId w:val="1"/>
+        </w:numPr>
+        <w:spacing w:after="60"/>
+      </w:pPr>
+      <w:r>
+        <w:t xml:space="preserve">How lumpy is order intake once the Tejas JV order fully executes down?</w:t>
+      </w:r>
+    </w:p>
+    <w:p>
+      <w:pPr>
+        <w:spacing w:after="120" w:before="120"/>
+      </w:pPr>
+      <w:r>
+        <w:rPr>
+          <w:b/>
+          <w:bCs/>
+          <w:sz w:val="20"/>
+          <w:szCs w:val="20"/>
+        </w:rPr>
+        <w:t xml:space="preserve">Conviction impact: </w:t>
+      </w:r>
+      <w:r>
+        <w:rPr>
+          <w:sz w:val="20"/>
+          <w:szCs w:val="20"/>
+        </w:rPr>
+        <w:t xml:space="preserve">Low -&gt; Medium. The FY26 cash-flow inflection (CFO Rs 32 Cr vs PAT Rs 24 Cr, debtor days 103 -&gt; 81) removes the main reason conviction was at Low; accelerating growth and a live Power Grid/NavIC catalyst support the raise. A ~57x multiple, a low/declining promoter stake and thin community coverage cap it at Medium.</w:t>
+      </w:r>
+    </w:p>
+    <w:p>
+      <w:pPr>
+        <w:pStyle w:val="Heading1"/>
+        <w:spacing w:after="120" w:before="280"/>
+      </w:pPr>
+      <w:r>
+        <w:t xml:space="preserve">Guidance &amp; Expectation Gap</w:t>
+      </w:r>
+    </w:p>
+    <w:p>
+      <w:pPr>
+        <w:spacing w:after="120"/>
+      </w:pPr>
       <w:r>
         <w:rPr>
           <w:i/>
@@ -380,6 +821,1810 @@
           <w:sz w:val="18"/>
           <w:szCs w:val="18"/>
         </w:rPr>
+        <w:t xml:space="preserve">Management guidance decoded into commitments, graded on the expectation → action → operational → commercial → financial ladder, then compared to what the current price appears to assume. Method: playbook/guidance-and-expectation-gap.md.</w:t>
+      </w:r>
+    </w:p>
+    <w:p>
+      <w:pPr>
+        <w:spacing w:after="120"/>
+      </w:pPr>
+      <w:r>
+        <w:rPr>
+          <w:b/>
+          <w:bCs/>
+          <w:sz w:val="20"/>
+          <w:szCs w:val="20"/>
+        </w:rPr>
+        <w:t xml:space="preserve">Commitment ladder (most-proven first):</w:t>
+      </w:r>
+    </w:p>
+    <w:tbl>
+      <w:tblPr>
+        <w:tblW w:type="dxa" w:w="9000"/>
+        <w:tblBorders>
+          <w:top w:val="single" w:color="auto" w:sz="4"/>
+          <w:left w:val="single" w:color="auto" w:sz="4"/>
+          <w:bottom w:val="single" w:color="auto" w:sz="4"/>
+          <w:right w:val="single" w:color="auto" w:sz="4"/>
+          <w:insideH w:val="single" w:color="auto" w:sz="4"/>
+          <w:insideV w:val="single" w:color="auto" w:sz="4"/>
+        </w:tblBorders>
+      </w:tblPr>
+      <w:tblGrid>
+        <w:gridCol w:w="1100"/>
+        <w:gridCol w:w="2600"/>
+        <w:gridCol w:w="2400"/>
+        <w:gridCol w:w="900"/>
+        <w:gridCol w:w="1200"/>
+        <w:gridCol w:w="800"/>
+      </w:tblGrid>
+      <w:tr>
+        <w:trPr>
+          <w:tblHeader/>
+        </w:trPr>
+        <w:tc>
+          <w:tcPr>
+            <w:tcW w:type="dxa" w:w="1100"/>
+            <w:shd w:fill="F2F2F2" w:val="clear"/>
+          </w:tcPr>
+          <w:p>
+            <w:r>
+              <w:rPr>
+                <w:b/>
+                <w:bCs/>
+                <w:sz w:val="18"/>
+                <w:szCs w:val="18"/>
+              </w:rPr>
+              <w:t xml:space="preserve">Area</w:t>
+            </w:r>
+          </w:p>
+        </w:tc>
+        <w:tc>
+          <w:tcPr>
+            <w:tcW w:type="dxa" w:w="2600"/>
+            <w:shd w:fill="F2F2F2" w:val="clear"/>
+          </w:tcPr>
+          <w:p>
+            <w:r>
+              <w:rPr>
+                <w:b/>
+                <w:bCs/>
+                <w:sz w:val="18"/>
+                <w:szCs w:val="18"/>
+              </w:rPr>
+              <w:t xml:space="preserve">Commitment</w:t>
+            </w:r>
+          </w:p>
+        </w:tc>
+        <w:tc>
+          <w:tcPr>
+            <w:tcW w:type="dxa" w:w="2400"/>
+            <w:shd w:fill="F2F2F2" w:val="clear"/>
+          </w:tcPr>
+          <w:p>
+            <w:r>
+              <w:rPr>
+                <w:b/>
+                <w:bCs/>
+                <w:sz w:val="18"/>
+                <w:szCs w:val="18"/>
+              </w:rPr>
+              <w:t xml:space="preserve">Specifics</w:t>
+            </w:r>
+          </w:p>
+        </w:tc>
+        <w:tc>
+          <w:tcPr>
+            <w:tcW w:type="dxa" w:w="900"/>
+            <w:shd w:fill="F2F2F2" w:val="clear"/>
+          </w:tcPr>
+          <w:p>
+            <w:r>
+              <w:rPr>
+                <w:b/>
+                <w:bCs/>
+                <w:sz w:val="18"/>
+                <w:szCs w:val="18"/>
+              </w:rPr>
+              <w:t xml:space="preserve">By when</w:t>
+            </w:r>
+          </w:p>
+        </w:tc>
+        <w:tc>
+          <w:tcPr>
+            <w:tcW w:type="dxa" w:w="1200"/>
+            <w:shd w:fill="F2F2F2" w:val="clear"/>
+          </w:tcPr>
+          <w:p>
+            <w:r>
+              <w:rPr>
+                <w:b/>
+                <w:bCs/>
+                <w:sz w:val="18"/>
+                <w:szCs w:val="18"/>
+              </w:rPr>
+              <w:t xml:space="preserve">Stage</w:t>
+            </w:r>
+          </w:p>
+        </w:tc>
+        <w:tc>
+          <w:tcPr>
+            <w:tcW w:type="dxa" w:w="800"/>
+            <w:shd w:fill="F2F2F2" w:val="clear"/>
+          </w:tcPr>
+          <w:p>
+            <w:r>
+              <w:rPr>
+                <w:b/>
+                <w:bCs/>
+                <w:sz w:val="18"/>
+                <w:szCs w:val="18"/>
+              </w:rPr>
+              <w:t xml:space="preserve">Thesis-critical</w:t>
+            </w:r>
+          </w:p>
+        </w:tc>
+      </w:tr>
+      <w:tr>
+        <w:tc>
+          <w:tcPr>
+            <w:tcW w:type="dxa" w:w="1100"/>
+          </w:tcPr>
+          <w:p>
+            <w:r>
+              <w:rPr>
+                <w:b w:val="false"/>
+                <w:bCs w:val="false"/>
+                <w:sz w:val="18"/>
+                <w:szCs w:val="18"/>
+              </w:rPr>
+              <w:t xml:space="preserve">orders</w:t>
+            </w:r>
+          </w:p>
+        </w:tc>
+        <w:tc>
+          <w:tcPr>
+            <w:tcW w:type="dxa" w:w="2600"/>
+          </w:tcPr>
+          <w:p>
+            <w:r>
+              <w:rPr>
+                <w:b w:val="false"/>
+                <w:bCs w:val="false"/>
+                <w:sz w:val="18"/>
+                <w:szCs w:val="18"/>
+              </w:rPr>
+              <w:t xml:space="preserve">Execute Power Grid data-centre order (servers + NavIC time-sync)</w:t>
+            </w:r>
+          </w:p>
+        </w:tc>
+        <w:tc>
+          <w:tcPr>
+            <w:tcW w:type="dxa" w:w="2400"/>
+          </w:tcPr>
+          <w:p>
+            <w:r>
+              <w:rPr>
+                <w:b w:val="false"/>
+                <w:bCs w:val="false"/>
+                <w:sz w:val="18"/>
+                <w:szCs w:val="18"/>
+              </w:rPr>
+              <w:t xml:space="preserve">Rs 10.71 Cr, completion by 31-Mar-2027</w:t>
+            </w:r>
+          </w:p>
+        </w:tc>
+        <w:tc>
+          <w:tcPr>
+            <w:tcW w:type="dxa" w:w="900"/>
+          </w:tcPr>
+          <w:p>
+            <w:r>
+              <w:rPr>
+                <w:b w:val="false"/>
+                <w:bCs w:val="false"/>
+                <w:sz w:val="18"/>
+                <w:szCs w:val="18"/>
+              </w:rPr>
+              <w:t xml:space="preserve">FY27</w:t>
+            </w:r>
+          </w:p>
+        </w:tc>
+        <w:tc>
+          <w:tcPr>
+            <w:tcW w:type="dxa" w:w="1200"/>
+          </w:tcPr>
+          <w:p>
+            <w:r>
+              <w:rPr>
+                <w:b w:val="false"/>
+                <w:bCs w:val="false"/>
+                <w:sz w:val="18"/>
+                <w:szCs w:val="18"/>
+              </w:rPr>
+              <w:t xml:space="preserve">commercial</w:t>
+            </w:r>
+          </w:p>
+        </w:tc>
+        <w:tc>
+          <w:tcPr>
+            <w:tcW w:type="dxa" w:w="800"/>
+          </w:tcPr>
+          <w:p>
+            <w:r>
+              <w:rPr>
+                <w:b w:val="false"/>
+                <w:bCs w:val="false"/>
+                <w:sz w:val="18"/>
+                <w:szCs w:val="18"/>
+              </w:rPr>
+              <w:t xml:space="preserve">yes</w:t>
+            </w:r>
+          </w:p>
+        </w:tc>
+      </w:tr>
+      <w:tr>
+        <w:tc>
+          <w:tcPr>
+            <w:tcW w:type="dxa" w:w="1100"/>
+          </w:tcPr>
+          <w:p>
+            <w:r>
+              <w:rPr>
+                <w:b w:val="false"/>
+                <w:bCs w:val="false"/>
+                <w:sz w:val="18"/>
+                <w:szCs w:val="18"/>
+              </w:rPr>
+              <w:t xml:space="preserve">new_business</w:t>
+            </w:r>
+          </w:p>
+        </w:tc>
+        <w:tc>
+          <w:tcPr>
+            <w:tcW w:type="dxa" w:w="2600"/>
+          </w:tcPr>
+          <w:p>
+            <w:r>
+              <w:rPr>
+                <w:b w:val="false"/>
+                <w:bCs w:val="false"/>
+                <w:sz w:val="18"/>
+                <w:szCs w:val="18"/>
+              </w:rPr>
+              <w:t xml:space="preserve">Scale data-centre timing / NavIC and OT-cybersecurity into repeatable revenue lines</w:t>
+            </w:r>
+          </w:p>
+        </w:tc>
+        <w:tc>
+          <w:tcPr>
+            <w:tcW w:type="dxa" w:w="2400"/>
+          </w:tcPr>
+          <w:p>
+            <w:r>
+              <w:rPr>
+                <w:b w:val="false"/>
+                <w:bCs w:val="false"/>
+                <w:sz w:val="18"/>
+                <w:szCs w:val="18"/>
+              </w:rPr>
+              <w:t xml:space="preserve">first order won; no stated revenue target</w:t>
+            </w:r>
+          </w:p>
+        </w:tc>
+        <w:tc>
+          <w:tcPr>
+            <w:tcW w:type="dxa" w:w="900"/>
+          </w:tcPr>
+          <w:p>
+            <w:r>
+              <w:rPr>
+                <w:b w:val="false"/>
+                <w:bCs w:val="false"/>
+                <w:sz w:val="18"/>
+                <w:szCs w:val="18"/>
+              </w:rPr>
+              <w:t xml:space="preserve">FY28</w:t>
+            </w:r>
+          </w:p>
+        </w:tc>
+        <w:tc>
+          <w:tcPr>
+            <w:tcW w:type="dxa" w:w="1200"/>
+          </w:tcPr>
+          <w:p>
+            <w:r>
+              <w:rPr>
+                <w:b w:val="false"/>
+                <w:bCs w:val="false"/>
+                <w:sz w:val="18"/>
+                <w:szCs w:val="18"/>
+              </w:rPr>
+              <w:t xml:space="preserve">commercial</w:t>
+            </w:r>
+          </w:p>
+        </w:tc>
+        <w:tc>
+          <w:tcPr>
+            <w:tcW w:type="dxa" w:w="800"/>
+          </w:tcPr>
+          <w:p>
+            <w:r>
+              <w:rPr>
+                <w:b w:val="false"/>
+                <w:bCs w:val="false"/>
+                <w:sz w:val="18"/>
+                <w:szCs w:val="18"/>
+              </w:rPr>
+              <w:t xml:space="preserve">yes</w:t>
+            </w:r>
+          </w:p>
+        </w:tc>
+      </w:tr>
+      <w:tr>
+        <w:tc>
+          <w:tcPr>
+            <w:tcW w:type="dxa" w:w="1100"/>
+          </w:tcPr>
+          <w:p>
+            <w:r>
+              <w:rPr>
+                <w:b w:val="false"/>
+                <w:bCs w:val="false"/>
+                <w:sz w:val="18"/>
+                <w:szCs w:val="18"/>
+              </w:rPr>
+              <w:t xml:space="preserve">growth</w:t>
+            </w:r>
+          </w:p>
+        </w:tc>
+        <w:tc>
+          <w:tcPr>
+            <w:tcW w:type="dxa" w:w="2600"/>
+          </w:tcPr>
+          <w:p>
+            <w:r>
+              <w:rPr>
+                <w:b w:val="false"/>
+                <w:bCs w:val="false"/>
+                <w:sz w:val="18"/>
+                <w:szCs w:val="18"/>
+              </w:rPr>
+              <w:t xml:space="preserve">Sustain order-book replenishment as Tejas JV order executes down</w:t>
+            </w:r>
+          </w:p>
+        </w:tc>
+        <w:tc>
+          <w:tcPr>
+            <w:tcW w:type="dxa" w:w="2400"/>
+          </w:tcPr>
+          <w:p>
+            <w:r>
+              <w:rPr>
+                <w:b w:val="false"/>
+                <w:bCs w:val="false"/>
+                <w:sz w:val="18"/>
+                <w:szCs w:val="18"/>
+              </w:rPr>
+              <w:t xml:space="preserve">confirmed replenishment across consecutive quarters</w:t>
+            </w:r>
+          </w:p>
+        </w:tc>
+        <w:tc>
+          <w:tcPr>
+            <w:tcW w:type="dxa" w:w="900"/>
+          </w:tcPr>
+          <w:p>
+            <w:r>
+              <w:rPr>
+                <w:b w:val="false"/>
+                <w:bCs w:val="false"/>
+                <w:sz w:val="18"/>
+                <w:szCs w:val="18"/>
+              </w:rPr>
+              <w:t xml:space="preserve">12M</w:t>
+            </w:r>
+          </w:p>
+        </w:tc>
+        <w:tc>
+          <w:tcPr>
+            <w:tcW w:type="dxa" w:w="1200"/>
+          </w:tcPr>
+          <w:p>
+            <w:r>
+              <w:rPr>
+                <w:b w:val="false"/>
+                <w:bCs w:val="false"/>
+                <w:sz w:val="18"/>
+                <w:szCs w:val="18"/>
+              </w:rPr>
+              <w:t xml:space="preserve">operational</w:t>
+            </w:r>
+          </w:p>
+        </w:tc>
+        <w:tc>
+          <w:tcPr>
+            <w:tcW w:type="dxa" w:w="800"/>
+          </w:tcPr>
+          <w:p>
+            <w:r>
+              <w:rPr>
+                <w:b w:val="false"/>
+                <w:bCs w:val="false"/>
+                <w:sz w:val="18"/>
+                <w:szCs w:val="18"/>
+              </w:rPr>
+              <w:t xml:space="preserve"/>
+            </w:r>
+          </w:p>
+        </w:tc>
+      </w:tr>
+    </w:tbl>
+    <w:p>
+      <w:pPr>
+        <w:spacing w:after="60" w:before="120"/>
+      </w:pPr>
+      <w:r>
+        <w:rPr>
+          <w:b/>
+          <w:bCs/>
+          <w:sz w:val="20"/>
+          <w:szCs w:val="20"/>
+        </w:rPr>
+        <w:t xml:space="preserve">Earnings chain: </w:t>
+      </w:r>
+      <w:r>
+        <w:rPr>
+          <w:b w:val="false"/>
+          <w:bCs w:val="false"/>
+          <w:sz w:val="20"/>
+          <w:szCs w:val="20"/>
+        </w:rPr>
+        <w:t xml:space="preserve">order wins (utility comms, teleprotection, NavIC timing, OT cyber)</w:t>
+      </w:r>
+      <w:r>
+        <w:rPr>
+          <w:color w:val="666666"/>
+          <w:sz w:val="20"/>
+          <w:szCs w:val="20"/>
+        </w:rPr>
+        <w:t xml:space="preserve"> → </w:t>
+      </w:r>
+      <w:r>
+        <w:rPr>
+          <w:b w:val="false"/>
+          <w:bCs w:val="false"/>
+          <w:sz w:val="20"/>
+          <w:szCs w:val="20"/>
+        </w:rPr>
+        <w:t xml:space="preserve">revenue growth (+39% Q1 FY27)</w:t>
+      </w:r>
+      <w:r>
+        <w:rPr>
+          <w:color w:val="666666"/>
+          <w:sz w:val="20"/>
+          <w:szCs w:val="20"/>
+        </w:rPr>
+        <w:t xml:space="preserve"> → </w:t>
+      </w:r>
+      <w:r>
+        <w:rPr>
+          <w:b w:val="false"/>
+          <w:bCs w:val="false"/>
+          <w:sz w:val="20"/>
+          <w:szCs w:val="20"/>
+        </w:rPr>
+        <w:t xml:space="preserve">high gross margin on proprietary/certified equipment</w:t>
+      </w:r>
+      <w:r>
+        <w:rPr>
+          <w:color w:val="666666"/>
+          <w:sz w:val="20"/>
+          <w:szCs w:val="20"/>
+        </w:rPr>
+        <w:t xml:space="preserve"> → </w:t>
+      </w:r>
+      <w:r>
+        <w:rPr>
+          <w:b w:val="false"/>
+          <w:bCs w:val="false"/>
+          <w:sz w:val="20"/>
+          <w:szCs w:val="20"/>
+        </w:rPr>
+        <w:t xml:space="preserve">operating leverage on a small fixed base</w:t>
+      </w:r>
+      <w:r>
+        <w:rPr>
+          <w:color w:val="666666"/>
+          <w:sz w:val="20"/>
+          <w:szCs w:val="20"/>
+        </w:rPr>
+        <w:t xml:space="preserve"> → </w:t>
+      </w:r>
+      <w:r>
+        <w:rPr>
+          <w:b w:val="false"/>
+          <w:bCs w:val="false"/>
+          <w:sz w:val="20"/>
+          <w:szCs w:val="20"/>
+        </w:rPr>
+        <w:t xml:space="preserve">~36% operating margin</w:t>
+      </w:r>
+      <w:r>
+        <w:rPr>
+          <w:color w:val="666666"/>
+          <w:sz w:val="20"/>
+          <w:szCs w:val="20"/>
+        </w:rPr>
+        <w:t xml:space="preserve"> → </w:t>
+      </w:r>
+      <w:r>
+        <w:rPr>
+          <w:b w:val="false"/>
+          <w:bCs w:val="false"/>
+          <w:sz w:val="20"/>
+          <w:szCs w:val="20"/>
+        </w:rPr>
+        <w:t xml:space="preserve">PAT growth (+152% FY26)</w:t>
+      </w:r>
+      <w:r>
+        <w:rPr>
+          <w:color w:val="666666"/>
+          <w:sz w:val="20"/>
+          <w:szCs w:val="20"/>
+        </w:rPr>
+        <w:t xml:space="preserve"> → </w:t>
+      </w:r>
+      <w:r>
+        <w:rPr>
+          <w:b w:val="false"/>
+          <w:bCs w:val="false"/>
+          <w:sz w:val="20"/>
+          <w:szCs w:val="20"/>
+        </w:rPr>
+        <w:t xml:space="preserve">cash conversion (FY26 CFO Rs 32 Cr &gt; PAT)</w:t>
+      </w:r>
+    </w:p>
+    <w:p>
+      <w:pPr>
+        <w:spacing w:after="120"/>
+      </w:pPr>
+      <w:r>
+        <w:rPr>
+          <w:color w:val="666666"/>
+          <w:sz w:val="18"/>
+          <w:szCs w:val="18"/>
+        </w:rPr>
+        <w:t xml:space="preserve">Bottleneck link: repeat order intake given the small revenue base.</w:t>
+      </w:r>
+    </w:p>
+    <w:p>
+      <w:pPr>
+        <w:spacing w:after="120"/>
+      </w:pPr>
+      <w:r>
+        <w:rPr>
+          <w:color w:val="666666"/>
+          <w:sz w:val="18"/>
+          <w:szCs w:val="18"/>
+        </w:rPr>
+        <w:t xml:space="preserve">Operating leverage: yes -- OPM ~36% and PBT +81% on revenue +39% in Q1 FY27</w:t>
+      </w:r>
+    </w:p>
+    <w:p>
+      <w:pPr>
+        <w:spacing w:after="120"/>
+      </w:pPr>
+      <w:r>
+        <w:rPr>
+          <w:color w:val="666666"/>
+          <w:sz w:val="18"/>
+          <w:szCs w:val="18"/>
+        </w:rPr>
+        <w:t xml:space="preserve">Evidenced: order wins (utility comms, teleprotection, NavIC timing, OT cyber); revenue growth (+39% Q1 FY27); high gross margin on proprietary/certified equipment; ~36% operating margin; PAT growth (+152% FY26); cash conversion (FY26 CFO Rs 32 Cr &gt; PAT). Still assumed: order intake stays lumpy-but-growing after the Tejas JV order executes down.</w:t>
+      </w:r>
+    </w:p>
+    <w:p>
+      <w:pPr>
+        <w:spacing w:after="120"/>
+      </w:pPr>
+      <w:r>
+        <w:rPr>
+          <w:b/>
+          <w:bCs/>
+          <w:sz w:val="20"/>
+          <w:szCs w:val="20"/>
+        </w:rPr>
+        <w:t xml:space="preserve">Market expectation vs. our path:</w:t>
+      </w:r>
+    </w:p>
+    <w:tbl>
+      <w:tblPr>
+        <w:tblW w:type="dxa" w:w="9000"/>
+        <w:tblBorders>
+          <w:top w:val="single" w:color="auto" w:sz="4"/>
+          <w:left w:val="single" w:color="auto" w:sz="4"/>
+          <w:bottom w:val="single" w:color="auto" w:sz="4"/>
+          <w:right w:val="single" w:color="auto" w:sz="4"/>
+          <w:insideH w:val="single" w:color="auto" w:sz="4"/>
+          <w:insideV w:val="single" w:color="auto" w:sz="4"/>
+        </w:tblBorders>
+      </w:tblPr>
+      <w:tblGrid>
+        <w:gridCol w:w="3200"/>
+        <w:gridCol w:w="5800"/>
+      </w:tblGrid>
+      <w:tr>
+        <w:tc>
+          <w:tcPr>
+            <w:tcW w:type="dxa" w:w="3200"/>
+            <w:shd w:fill="F2F2F2" w:val="clear"/>
+          </w:tcPr>
+          <w:p>
+            <w:r>
+              <w:rPr>
+                <w:b/>
+                <w:bCs/>
+              </w:rPr>
+              <w:t xml:space="preserve">As of</w:t>
+            </w:r>
+          </w:p>
+        </w:tc>
+        <w:tc>
+          <w:tcPr>
+            <w:tcW w:type="dxa" w:w="5800"/>
+          </w:tcPr>
+          <w:p>
+            <w:r>
+              <w:t xml:space="preserve">2026-09-08</w:t>
+            </w:r>
+          </w:p>
+        </w:tc>
+      </w:tr>
+      <w:tr>
+        <w:tc>
+          <w:tcPr>
+            <w:tcW w:type="dxa" w:w="3200"/>
+            <w:shd w:fill="F2F2F2" w:val="clear"/>
+          </w:tcPr>
+          <w:p>
+            <w:r>
+              <w:rPr>
+                <w:b/>
+                <w:bCs/>
+              </w:rPr>
+              <w:t xml:space="preserve">Price / multiple</w:t>
+            </w:r>
+          </w:p>
+        </w:tc>
+        <w:tc>
+          <w:tcPr>
+            <w:tcW w:type="dxa" w:w="5800"/>
+          </w:tcPr>
+          <w:p>
+            <w:r>
+              <w:t xml:space="preserve">Rs 1325 · 56.8x P/E</w:t>
+            </w:r>
+          </w:p>
+        </w:tc>
+      </w:tr>
+      <w:tr>
+        <w:tc>
+          <w:tcPr>
+            <w:tcW w:type="dxa" w:w="3200"/>
+            <w:shd w:fill="F2F2F2" w:val="clear"/>
+          </w:tcPr>
+          <w:p>
+            <w:r>
+              <w:rPr>
+                <w:b/>
+                <w:bCs/>
+              </w:rPr>
+              <w:t xml:space="preserve">Right valuation lens</w:t>
+            </w:r>
+          </w:p>
+        </w:tc>
+        <w:tc>
+          <w:tcPr>
+            <w:tcW w:type="dxa" w:w="5800"/>
+          </w:tcPr>
+          <w:p>
+            <w:r>
+              <w:t xml:space="preserve">P/E</w:t>
+            </w:r>
+          </w:p>
+        </w:tc>
+      </w:tr>
+      <w:tr>
+        <w:tc>
+          <w:tcPr>
+            <w:tcW w:type="dxa" w:w="3200"/>
+            <w:shd w:fill="F2F2F2" w:val="clear"/>
+          </w:tcPr>
+          <w:p>
+            <w:r>
+              <w:rPr>
+                <w:b/>
+                <w:bCs/>
+              </w:rPr>
+              <w:t xml:space="preserve">Price implies</w:t>
+            </w:r>
+          </w:p>
+        </w:tc>
+        <w:tc>
+          <w:tcPr>
+            <w:tcW w:type="dxa" w:w="5800"/>
+          </w:tcPr>
+          <w:p>
+            <w:r>
+              <w:t xml:space="preserve">~35-40% EPS CAGR FY26-28 needed to justify ~57x trailing at a ~28-30x exit for a high-ROCE niche franchise</w:t>
+            </w:r>
+          </w:p>
+        </w:tc>
+      </w:tr>
+      <w:tr>
+        <w:tc>
+          <w:tcPr>
+            <w:tcW w:type="dxa" w:w="3200"/>
+            <w:shd w:fill="F2F2F2" w:val="clear"/>
+          </w:tcPr>
+          <w:p>
+            <w:r>
+              <w:rPr>
+                <w:b/>
+                <w:bCs/>
+              </w:rPr>
+              <w:t xml:space="preserve">Our FY27</w:t>
+            </w:r>
+          </w:p>
+        </w:tc>
+        <w:tc>
+          <w:tcPr>
+            <w:tcW w:type="dxa" w:w="5800"/>
+          </w:tcPr>
+          <w:p>
+            <w:r>
+              <w:t xml:space="preserve">revenue +~35-45% (Rs 115-125 Cr) on order pipeline + data-centre entry; PAT +~30-40% (margin normalising off the FY26 spike)</w:t>
+            </w:r>
+          </w:p>
+        </w:tc>
+      </w:tr>
+      <w:tr>
+        <w:tc>
+          <w:tcPr>
+            <w:tcW w:type="dxa" w:w="3200"/>
+            <w:shd w:fill="F2F2F2" w:val="clear"/>
+          </w:tcPr>
+          <w:p>
+            <w:r>
+              <w:rPr>
+                <w:b/>
+                <w:bCs/>
+              </w:rPr>
+              <w:t xml:space="preserve">Our FY28</w:t>
+            </w:r>
+          </w:p>
+        </w:tc>
+        <w:tc>
+          <w:tcPr>
+            <w:tcW w:type="dxa" w:w="5800"/>
+          </w:tcPr>
+          <w:p>
+            <w:r>
+              <w:t xml:space="preserve">second leg if NavIC timing / OT-cyber convert to repeat orders; revenue Rs 150-175 Cr, but order-lumpiness widens the range</w:t>
+            </w:r>
+          </w:p>
+        </w:tc>
+      </w:tr>
+      <w:tr>
+        <w:tc>
+          <w:tcPr>
+            <w:tcW w:type="dxa" w:w="3200"/>
+            <w:shd w:fill="F2F2F2" w:val="clear"/>
+          </w:tcPr>
+          <w:p>
+            <w:r>
+              <w:rPr>
+                <w:b/>
+                <w:bCs/>
+              </w:rPr>
+              <w:t xml:space="preserve">Gap direction</w:t>
+            </w:r>
+          </w:p>
+        </w:tc>
+        <w:tc>
+          <w:tcPr>
+            <w:tcW w:type="dxa" w:w="5800"/>
+          </w:tcPr>
+          <w:p>
+            <w:r>
+              <w:t xml:space="preserve">partially-priced</w:t>
+            </w:r>
+          </w:p>
+        </w:tc>
+      </w:tr>
+      <w:tr>
+        <w:tc>
+          <w:tcPr>
+            <w:tcW w:type="dxa" w:w="3200"/>
+            <w:shd w:fill="F2F2F2" w:val="clear"/>
+          </w:tcPr>
+          <w:p>
+            <w:r>
+              <w:rPr>
+                <w:b/>
+                <w:bCs/>
+              </w:rPr>
+              <w:t xml:space="preserve">Gap type</w:t>
+            </w:r>
+          </w:p>
+        </w:tc>
+        <w:tc>
+          <w:tcPr>
+            <w:tcW w:type="dxa" w:w="5800"/>
+          </w:tcPr>
+          <w:p>
+            <w:r>
+              <w:t xml:space="preserve">new_business</w:t>
+            </w:r>
+          </w:p>
+        </w:tc>
+      </w:tr>
+      <w:tr>
+        <w:tc>
+          <w:tcPr>
+            <w:tcW w:type="dxa" w:w="3200"/>
+            <w:shd w:fill="F2F2F2" w:val="clear"/>
+          </w:tcPr>
+          <w:p>
+            <w:r>
+              <w:rPr>
+                <w:b/>
+                <w:bCs/>
+              </w:rPr>
+              <w:t xml:space="preserve">Gap magnitude</w:t>
+            </w:r>
+          </w:p>
+        </w:tc>
+        <w:tc>
+          <w:tcPr>
+            <w:tcW w:type="dxa" w:w="5800"/>
+          </w:tcPr>
+          <w:p>
+            <w:r>
+              <w:t xml:space="preserve">not estimable</w:t>
+            </w:r>
+          </w:p>
+        </w:tc>
+      </w:tr>
+      <w:tr>
+        <w:tc>
+          <w:tcPr>
+            <w:tcW w:type="dxa" w:w="3200"/>
+            <w:shd w:fill="F2F2F2" w:val="clear"/>
+          </w:tcPr>
+          <w:p>
+            <w:r>
+              <w:rPr>
+                <w:b/>
+                <w:bCs/>
+              </w:rPr>
+              <w:t xml:space="preserve">Gap basis</w:t>
+            </w:r>
+          </w:p>
+        </w:tc>
+        <w:tc>
+          <w:tcPr>
+            <w:tcW w:type="dxa" w:w="5800"/>
+          </w:tcPr>
+          <w:p>
+            <w:r>
+              <w:t xml:space="preserve">market pays ~57x for the growth already visible; the data-centre / NavIC timing optionality is only partly in the price, but so is meaningful execution/lumpiness risk</w:t>
+            </w:r>
+          </w:p>
+        </w:tc>
+      </w:tr>
+      <w:tr>
+        <w:tc>
+          <w:tcPr>
+            <w:tcW w:type="dxa" w:w="3200"/>
+            <w:shd w:fill="F2F2F2" w:val="clear"/>
+          </w:tcPr>
+          <w:p>
+            <w:r>
+              <w:rPr>
+                <w:b/>
+                <w:bCs/>
+              </w:rPr>
+              <w:t xml:space="preserve">Evidence quality</w:t>
+            </w:r>
+          </w:p>
+        </w:tc>
+        <w:tc>
+          <w:tcPr>
+            <w:tcW w:type="dxa" w:w="5800"/>
+          </w:tcPr>
+          <w:p>
+            <w:r>
+              <w:t xml:space="preserve">moderate</w:t>
+            </w:r>
+          </w:p>
+        </w:tc>
+      </w:tr>
+    </w:tbl>
+    <w:p>
+      <w:pPr>
+        <w:spacing w:after="120"/>
+      </w:pPr>
+      <w:r>
+        <w:rPr>
+          <w:i/>
+          <w:iCs/>
+          <w:color w:val="666666"/>
+          <w:sz w:val="16"/>
+          <w:szCs w:val="16"/>
+        </w:rPr>
+        <w:t xml:space="preserve">no broker consensus; implied path is a reverse-P/E estimate + screener.in forward figures + VP thread view</w:t>
+      </w:r>
+    </w:p>
+    <w:p>
+      <w:pPr>
+        <w:spacing w:after="120" w:before="120"/>
+      </w:pPr>
+      <w:r>
+        <w:rPr>
+          <w:b/>
+          <w:bCs/>
+          <w:sz w:val="20"/>
+          <w:szCs w:val="20"/>
+        </w:rPr>
+        <w:t xml:space="preserve">Catalyst: </w:t>
+      </w:r>
+      <w:r>
+        <w:rPr>
+          <w:sz w:val="20"/>
+          <w:szCs w:val="20"/>
+        </w:rPr>
+        <w:t xml:space="preserve">Delivery/commissioning of the Power Grid data-centre order plus a follow-on NavIC/data-centre or OT-cyber order confirming a repeatable line</w:t>
+      </w:r>
+      <w:r>
+        <w:rPr>
+          <w:color w:val="666666"/>
+          <w:sz w:val="18"/>
+          <w:szCs w:val="18"/>
+        </w:rPr>
+        <w:t xml:space="preserve"> (window ~9M from 2026-09-08; dated; evidence med; pending)</w:t>
+      </w:r>
+    </w:p>
+    <w:p>
+      <w:pPr>
+        <w:pStyle w:val="Heading1"/>
+        <w:spacing w:after="120" w:before="280"/>
+      </w:pPr>
+      <w:r>
+        <w:t xml:space="preserve">Ishmohit-Lens Checks (value chain · earnings quality · growth trajectory · management · quality metrics · track record · global-signal check)</w:t>
+      </w:r>
+    </w:p>
+    <w:p>
+      <w:pPr>
+        <w:spacing w:after="120"/>
+      </w:pPr>
+      <w:r>
+        <w:rPr>
+          <w:i/>
+          <w:iCs/>
+          <w:color w:val="666666"/>
+          <w:sz w:val="18"/>
+          <w:szCs w:val="18"/>
+        </w:rPr>
+        <w:t xml:space="preserve">Extra checks drawn from @ishmohit1 / SOIC methodology (playbook/ishmohit-soic-style.md): where the company sits in its value chain and what the supply side is doing, whether a margin/PAT inflection is structural or a cyclical peak, the rate-of-change of growth vs. what the multiple demands, and management quality as a positive attribute.</w:t>
+      </w:r>
+    </w:p>
+    <w:p>
+      <w:pPr>
+        <w:spacing w:after="120"/>
+      </w:pPr>
+      <w:r>
+        <w:rPr>
+          <w:b/>
+          <w:bCs/>
+          <w:sz w:val="20"/>
+          <w:szCs w:val="20"/>
+        </w:rPr>
+        <w:t xml:space="preserve">Value chain &amp; supply side:</w:t>
+      </w:r>
+    </w:p>
+    <w:tbl>
+      <w:tblPr>
+        <w:tblW w:type="dxa" w:w="9000"/>
+        <w:tblBorders>
+          <w:top w:val="single" w:color="auto" w:sz="4"/>
+          <w:left w:val="single" w:color="auto" w:sz="4"/>
+          <w:bottom w:val="single" w:color="auto" w:sz="4"/>
+          <w:right w:val="single" w:color="auto" w:sz="4"/>
+          <w:insideH w:val="single" w:color="auto" w:sz="4"/>
+          <w:insideV w:val="single" w:color="auto" w:sz="4"/>
+        </w:tblBorders>
+      </w:tblPr>
+      <w:tblGrid>
+        <w:gridCol w:w="3200"/>
+        <w:gridCol w:w="5800"/>
+      </w:tblGrid>
+      <w:tr>
+        <w:tc>
+          <w:tcPr>
+            <w:tcW w:type="dxa" w:w="3200"/>
+            <w:shd w:fill="F2F2F2" w:val="clear"/>
+          </w:tcPr>
+          <w:p>
+            <w:r>
+              <w:rPr>
+                <w:b/>
+                <w:bCs/>
+              </w:rPr>
+              <w:t xml:space="preserve">Theme</w:t>
+            </w:r>
+          </w:p>
+        </w:tc>
+        <w:tc>
+          <w:tcPr>
+            <w:tcW w:type="dxa" w:w="5800"/>
+          </w:tcPr>
+          <w:p>
+            <w:r>
+              <w:t xml:space="preserve">Critical-infrastructure communications: power-utility comms, teleprotection, precision timing (GPS/NavIC), OT cybersecurity</w:t>
+            </w:r>
+          </w:p>
+        </w:tc>
+      </w:tr>
+      <w:tr>
+        <w:tc>
+          <w:tcPr>
+            <w:tcW w:type="dxa" w:w="3200"/>
+            <w:shd w:fill="F2F2F2" w:val="clear"/>
+          </w:tcPr>
+          <w:p>
+            <w:r>
+              <w:rPr>
+                <w:b/>
+                <w:bCs/>
+              </w:rPr>
+              <w:t xml:space="preserve">This company's position</w:t>
+            </w:r>
+          </w:p>
+        </w:tc>
+        <w:tc>
+          <w:tcPr>
+            <w:tcW w:type="dxa" w:w="5800"/>
+          </w:tcPr>
+          <w:p>
+            <w:r>
+              <w:t xml:space="preserve">Niche indigenous OEM of certified equipment for utilities and defense; NSC 'Trusted Source', Class-1 indigenous manufacturer</w:t>
+            </w:r>
+          </w:p>
+        </w:tc>
+      </w:tr>
+      <w:tr>
+        <w:tc>
+          <w:tcPr>
+            <w:tcW w:type="dxa" w:w="3200"/>
+            <w:shd w:fill="F2F2F2" w:val="clear"/>
+          </w:tcPr>
+          <w:p>
+            <w:r>
+              <w:rPr>
+                <w:b/>
+                <w:bCs/>
+              </w:rPr>
+              <w:t xml:space="preserve">Bottleneck node (pricing power)</w:t>
+            </w:r>
+          </w:p>
+        </w:tc>
+        <w:tc>
+          <w:tcPr>
+            <w:tcW w:type="dxa" w:w="5800"/>
+          </w:tcPr>
+          <w:p>
+            <w:r>
+              <w:t xml:space="preserve">certification / approved-vendor status with utilities and defense buyers</w:t>
+            </w:r>
+          </w:p>
+        </w:tc>
+      </w:tr>
+      <w:tr>
+        <w:tc>
+          <w:tcPr>
+            <w:tcW w:type="dxa" w:w="3200"/>
+            <w:shd w:fill="F2F2F2" w:val="clear"/>
+          </w:tcPr>
+          <w:p>
+            <w:r>
+              <w:rPr>
+                <w:b/>
+                <w:bCs/>
+              </w:rPr>
+              <w:t xml:space="preserve">Supply-side status</w:t>
+            </w:r>
+          </w:p>
+        </w:tc>
+        <w:tc>
+          <w:tcPr>
+            <w:tcW w:type="dxa" w:w="5800"/>
+          </w:tcPr>
+          <w:p>
+            <w:r>
+              <w:t xml:space="preserve">consolidating</w:t>
+            </w:r>
+          </w:p>
+        </w:tc>
+      </w:tr>
+      <w:tr>
+        <w:tc>
+          <w:tcPr>
+            <w:tcW w:type="dxa" w:w="3200"/>
+            <w:shd w:fill="F2F2F2" w:val="clear"/>
+          </w:tcPr>
+          <w:p>
+            <w:r>
+              <w:rPr>
+                <w:b/>
+                <w:bCs/>
+              </w:rPr>
+              <w:t xml:space="preserve">Adjacent-node peers</w:t>
+            </w:r>
+          </w:p>
+        </w:tc>
+        <w:tc>
+          <w:tcPr>
+            <w:tcW w:type="dxa" w:w="5800"/>
+          </w:tcPr>
+          <w:p>
+            <w:r>
+              <w:t xml:space="preserve">Tejas Networks (JV partner / larger comms OEM), HBL Engineering (defense/industrial electronics), Kernex Microsystems (rail/critical-infra electronics), Avantel (defense comms / NavIC)</w:t>
+            </w:r>
+          </w:p>
+        </w:tc>
+      </w:tr>
+    </w:tbl>
+    <w:p>
+      <w:pPr>
+        <w:spacing w:after="120"/>
+      </w:pPr>
+      <w:r>
+        <w:rPr>
+          <w:color w:val="666666"/>
+          <w:sz w:val="18"/>
+          <w:szCs w:val="18"/>
+        </w:rPr>
+        <w:t xml:space="preserve">Approved-vendor / 'Trusted Source' status is the moat -- few certified indigenous suppliers, so survivors gain share as indigenisation mandates tighten; pricing power is real on proprietary certified equipment.</w:t>
+      </w:r>
+    </w:p>
+    <w:p>
+      <w:pPr>
+        <w:spacing w:after="60" w:before="120"/>
+      </w:pPr>
+      <w:r>
+        <w:rPr>
+          <w:b/>
+          <w:bCs/>
+          <w:sz w:val="20"/>
+          <w:szCs w:val="20"/>
+        </w:rPr>
+        <w:t xml:space="preserve">Earnings quality: </w:t>
+      </w:r>
+      <w:r>
+        <w:rPr>
+          <w:sz w:val="20"/>
+          <w:szCs w:val="20"/>
+        </w:rPr>
+        <w:t xml:space="preserve">margin driver mixed</w:t>
+      </w:r>
+      <w:r>
+        <w:rPr>
+          <w:b/>
+          <w:bCs/>
+          <w:color w:val="A32020"/>
+          <w:sz w:val="20"/>
+          <w:szCs w:val="20"/>
+        </w:rPr>
+        <w:t xml:space="preserve">  — PEAK-MARGIN RISK: do not capitalise current margins</w:t>
+      </w:r>
+    </w:p>
+    <w:p>
+      <w:pPr>
+        <w:spacing w:after="120"/>
+      </w:pPr>
+      <w:r>
+        <w:rPr>
+          <w:color w:val="666666"/>
+          <w:sz w:val="18"/>
+          <w:szCs w:val="18"/>
+        </w:rPr>
+        <w:t xml:space="preserve">Drivers: high gross margin on proprietary/certified equipment; operating leverage on a small fixed cost base; favourable product mix from the Tejas JV / high-value orders (partly cyclical to order timing).</w:t>
+      </w:r>
+    </w:p>
+    <w:p>
+      <w:pPr>
+        <w:spacing w:after="120"/>
+      </w:pPr>
+      <w:r>
+        <w:rPr>
+          <w:color w:val="666666"/>
+          <w:sz w:val="18"/>
+          <w:szCs w:val="18"/>
+        </w:rPr>
+        <w:t xml:space="preserve">FY26 operating margin ~36% and PAT +152% are elevated by a favourable large-order mix; a through-cycle operating margin closer to ~25-30% is more defensible, so some margin give-back is likely as order mix normalises. Flagged as peak-margin risk.</w:t>
+      </w:r>
+    </w:p>
+    <w:p>
+      <w:pPr>
+        <w:spacing w:after="60" w:before="120"/>
+      </w:pPr>
+      <w:r>
+        <w:rPr>
+          <w:b/>
+          <w:bCs/>
+          <w:sz w:val="20"/>
+          <w:szCs w:val="20"/>
+        </w:rPr>
+        <w:t xml:space="preserve">Growth trajectory: </w:t>
+      </w:r>
+      <w:r>
+        <w:rPr>
+          <w:b w:val="false"/>
+          <w:bCs w:val="false"/>
+          <w:sz w:val="20"/>
+          <w:szCs w:val="20"/>
+        </w:rPr>
+        <w:t xml:space="preserve">YoY growth rate is accelerating</w:t>
+      </w:r>
+    </w:p>
+    <w:p>
+      <w:pPr>
+        <w:spacing w:after="120"/>
+      </w:pPr>
+      <w:r>
+        <w:rPr>
+          <w:color w:val="666666"/>
+          <w:sz w:val="18"/>
+          <w:szCs w:val="18"/>
+        </w:rPr>
+        <w:t xml:space="preserve">YoY revenue growth trend (approx, oldest-&gt;newest): FY24 mid-20s%, FY25 ~25-30%, FY26 +67% (Tejas JV order), Q1 FY27 +39%; PBT +81% in Q1 FY27</w:t>
+      </w:r>
+    </w:p>
+    <w:p>
+      <w:pPr>
+        <w:spacing w:after="120"/>
+      </w:pPr>
+      <w:r>
+        <w:rPr>
+          <w:color w:val="666666"/>
+          <w:sz w:val="18"/>
+          <w:szCs w:val="18"/>
+        </w:rPr>
+        <w:t xml:space="preserve">Reverse P/E: ~57x trailing needs ~35-40% EPS CAGR FY26-28 at a ~28-30x exit; recent revenue trend supports the top line but FY26's 152% profit jump sets a hard comp, so EPS growth likely decelerates from here -- multiple is full.</w:t>
+      </w:r>
+    </w:p>
+    <w:p>
+      <w:pPr>
+        <w:spacing w:after="120"/>
+      </w:pPr>
+      <w:r>
+        <w:rPr>
+          <w:b/>
+          <w:bCs/>
+          <w:sz w:val="20"/>
+          <w:szCs w:val="20"/>
+        </w:rPr>
+        <w:t xml:space="preserve">Management quality (TVGP's "P"):</w:t>
+      </w:r>
+    </w:p>
+    <w:tbl>
+      <w:tblPr>
+        <w:tblW w:type="dxa" w:w="9000"/>
+        <w:tblBorders>
+          <w:top w:val="single" w:color="auto" w:sz="4"/>
+          <w:left w:val="single" w:color="auto" w:sz="4"/>
+          <w:bottom w:val="single" w:color="auto" w:sz="4"/>
+          <w:right w:val="single" w:color="auto" w:sz="4"/>
+          <w:insideH w:val="single" w:color="auto" w:sz="4"/>
+          <w:insideV w:val="single" w:color="auto" w:sz="4"/>
+        </w:tblBorders>
+      </w:tblPr>
+      <w:tblGrid>
+        <w:gridCol w:w="3200"/>
+        <w:gridCol w:w="5800"/>
+      </w:tblGrid>
+      <w:tr>
+        <w:tc>
+          <w:tcPr>
+            <w:tcW w:type="dxa" w:w="3200"/>
+            <w:shd w:fill="F2F2F2" w:val="clear"/>
+          </w:tcPr>
+          <w:p>
+            <w:r>
+              <w:rPr>
+                <w:b/>
+                <w:bCs/>
+              </w:rPr>
+              <w:t xml:space="preserve">Assessment</w:t>
+            </w:r>
+          </w:p>
+        </w:tc>
+        <w:tc>
+          <w:tcPr>
+            <w:tcW w:type="dxa" w:w="5800"/>
+          </w:tcPr>
+          <w:p>
+            <w:r>
+              <w:t xml:space="preserve">neutral</w:t>
+            </w:r>
+          </w:p>
+        </w:tc>
+      </w:tr>
+      <w:tr>
+        <w:tc>
+          <w:tcPr>
+            <w:tcW w:type="dxa" w:w="3200"/>
+            <w:shd w:fill="F2F2F2" w:val="clear"/>
+          </w:tcPr>
+          <w:p>
+            <w:r>
+              <w:rPr>
+                <w:b/>
+                <w:bCs/>
+              </w:rPr>
+              <w:t xml:space="preserve">Capital allocation</w:t>
+            </w:r>
+          </w:p>
+        </w:tc>
+        <w:tc>
+          <w:tcPr>
+            <w:tcW w:type="dxa" w:w="5800"/>
+          </w:tcPr>
+          <w:p>
+            <w:r>
+              <w:t xml:space="preserve">Reinvests at very high incremental ROCE (~40%), near-debt-free, small regular dividend (Rs 1.50/share); no unrelated diversification -- expansion is adjacent (OT cyber, NavIC timing, data-centre servers) (disciplined)</w:t>
+            </w:r>
+          </w:p>
+        </w:tc>
+      </w:tr>
+      <w:tr>
+        <w:tc>
+          <w:tcPr>
+            <w:tcW w:type="dxa" w:w="3200"/>
+            <w:shd w:fill="F2F2F2" w:val="clear"/>
+          </w:tcPr>
+          <w:p>
+            <w:r>
+              <w:rPr>
+                <w:b/>
+                <w:bCs/>
+              </w:rPr>
+              <w:t xml:space="preserve">Related-party trend</w:t>
+            </w:r>
+          </w:p>
+        </w:tc>
+        <w:tc>
+          <w:tcPr>
+            <w:tcW w:type="dxa" w:w="5800"/>
+          </w:tcPr>
+          <w:p>
+            <w:r>
+              <w:t xml:space="preserve">unclear</w:t>
+            </w:r>
+          </w:p>
+        </w:tc>
+      </w:tr>
+      <w:tr>
+        <w:tc>
+          <w:tcPr>
+            <w:tcW w:type="dxa" w:w="3200"/>
+            <w:shd w:fill="F2F2F2" w:val="clear"/>
+          </w:tcPr>
+          <w:p>
+            <w:r>
+              <w:rPr>
+                <w:b/>
+                <w:bCs/>
+              </w:rPr>
+              <w:t xml:space="preserve">Guidance credibility</w:t>
+            </w:r>
+          </w:p>
+        </w:tc>
+        <w:tc>
+          <w:tcPr>
+            <w:tcW w:type="dxa" w:w="5800"/>
+          </w:tcPr>
+          <w:p>
+            <w:r>
+              <w:t xml:space="preserve">no-track-record</w:t>
+            </w:r>
+          </w:p>
+        </w:tc>
+      </w:tr>
+      <w:tr>
+        <w:tc>
+          <w:tcPr>
+            <w:tcW w:type="dxa" w:w="3200"/>
+            <w:shd w:fill="F2F2F2" w:val="clear"/>
+          </w:tcPr>
+          <w:p>
+            <w:r>
+              <w:rPr>
+                <w:b/>
+                <w:bCs/>
+              </w:rPr>
+              <w:t xml:space="preserve">Shareholder returns</w:t>
+            </w:r>
+          </w:p>
+        </w:tc>
+        <w:tc>
+          <w:tcPr>
+            <w:tcW w:type="dxa" w:w="5800"/>
+          </w:tcPr>
+          <w:p>
+            <w:r>
+              <w:t xml:space="preserve">consistent</w:t>
+            </w:r>
+          </w:p>
+        </w:tc>
+      </w:tr>
+      <w:tr>
+        <w:tc>
+          <w:tcPr>
+            <w:tcW w:type="dxa" w:w="3200"/>
+            <w:shd w:fill="F2F2F2" w:val="clear"/>
+          </w:tcPr>
+          <w:p>
+            <w:r>
+              <w:rPr>
+                <w:b/>
+                <w:bCs/>
+              </w:rPr>
+              <w:t xml:space="preserve">Capability ladder / VAP</w:t>
+            </w:r>
+          </w:p>
+        </w:tc>
+        <w:tc>
+          <w:tcPr>
+            <w:tcW w:type="dxa" w:w="5800"/>
+          </w:tcPr>
+          <w:p>
+            <w:r>
+              <w:t xml:space="preserve">Explicitly moving up the value curve from legacy multiplexers/pair-gain into teleprotection, NavIC precision timing, OT cybersecurity and data-centre hardware</w:t>
+            </w:r>
+          </w:p>
+        </w:tc>
+      </w:tr>
+    </w:tbl>
+    <w:p>
+      <w:pPr>
+        <w:spacing w:after="120"/>
+      </w:pPr>
+      <w:r>
+        <w:rPr>
+          <w:b/>
+          <w:bCs/>
+          <w:sz w:val="20"/>
+          <w:szCs w:val="20"/>
+        </w:rPr>
+        <w:t xml:space="preserve">Quality metrics (ROCE · debt · FCF · margin · capex):</w:t>
+      </w:r>
+    </w:p>
+    <w:tbl>
+      <w:tblPr>
+        <w:tblW w:type="dxa" w:w="9000"/>
+        <w:tblBorders>
+          <w:top w:val="single" w:color="auto" w:sz="4"/>
+          <w:left w:val="single" w:color="auto" w:sz="4"/>
+          <w:bottom w:val="single" w:color="auto" w:sz="4"/>
+          <w:right w:val="single" w:color="auto" w:sz="4"/>
+          <w:insideH w:val="single" w:color="auto" w:sz="4"/>
+          <w:insideV w:val="single" w:color="auto" w:sz="4"/>
+        </w:tblBorders>
+      </w:tblPr>
+      <w:tblGrid>
+        <w:gridCol w:w="3200"/>
+        <w:gridCol w:w="5800"/>
+      </w:tblGrid>
+      <w:tr>
+        <w:tc>
+          <w:tcPr>
+            <w:tcW w:type="dxa" w:w="3200"/>
+            <w:shd w:fill="F2F2F2" w:val="clear"/>
+          </w:tcPr>
+          <w:p>
+            <w:r>
+              <w:rPr>
+                <w:b/>
+                <w:bCs/>
+              </w:rPr>
+              <w:t xml:space="preserve">Assessment</w:t>
+            </w:r>
+          </w:p>
+        </w:tc>
+        <w:tc>
+          <w:tcPr>
+            <w:tcW w:type="dxa" w:w="5800"/>
+          </w:tcPr>
+          <w:p>
+            <w:r>
+              <w:t xml:space="preserve">positive</w:t>
+            </w:r>
+          </w:p>
+        </w:tc>
+      </w:tr>
+      <w:tr>
+        <w:tc>
+          <w:tcPr>
+            <w:tcW w:type="dxa" w:w="3200"/>
+            <w:shd w:fill="F2F2F2" w:val="clear"/>
+          </w:tcPr>
+          <w:p>
+            <w:r>
+              <w:rPr>
+                <w:b/>
+                <w:bCs/>
+              </w:rPr>
+              <w:t xml:space="preserve">ROCE</w:t>
+            </w:r>
+          </w:p>
+        </w:tc>
+        <w:tc>
+          <w:tcPr>
+            <w:tcW w:type="dxa" w:w="5800"/>
+          </w:tcPr>
+          <w:p>
+            <w:r>
+              <w:t xml:space="preserve">39.7% (improving)</w:t>
+            </w:r>
+          </w:p>
+        </w:tc>
+      </w:tr>
+      <w:tr>
+        <w:tc>
+          <w:tcPr>
+            <w:tcW w:type="dxa" w:w="3200"/>
+            <w:shd w:fill="F2F2F2" w:val="clear"/>
+          </w:tcPr>
+          <w:p>
+            <w:r>
+              <w:rPr>
+                <w:b/>
+                <w:bCs/>
+              </w:rPr>
+              <w:t xml:space="preserve">Leverage</w:t>
+            </w:r>
+          </w:p>
+        </w:tc>
+        <w:tc>
+          <w:tcPr>
+            <w:tcW w:type="dxa" w:w="5800"/>
+          </w:tcPr>
+          <w:p>
+            <w:r>
+              <w:t xml:space="preserve">Net debt/EBITDA -0.5x</w:t>
+            </w:r>
+          </w:p>
+        </w:tc>
+      </w:tr>
+      <w:tr>
+        <w:tc>
+          <w:tcPr>
+            <w:tcW w:type="dxa" w:w="3200"/>
+            <w:shd w:fill="F2F2F2" w:val="clear"/>
+          </w:tcPr>
+          <w:p>
+            <w:r>
+              <w:rPr>
+                <w:b/>
+                <w:bCs/>
+              </w:rPr>
+              <w:t xml:space="preserve">FCF conversion</w:t>
+            </w:r>
+          </w:p>
+        </w:tc>
+        <w:tc>
+          <w:tcPr>
+            <w:tcW w:type="dxa" w:w="5800"/>
+          </w:tcPr>
+          <w:p>
+            <w:r>
+              <w:t xml:space="preserve">45%</w:t>
+            </w:r>
+          </w:p>
+        </w:tc>
+      </w:tr>
+      <w:tr>
+        <w:tc>
+          <w:tcPr>
+            <w:tcW w:type="dxa" w:w="3200"/>
+            <w:shd w:fill="F2F2F2" w:val="clear"/>
+          </w:tcPr>
+          <w:p>
+            <w:r>
+              <w:rPr>
+                <w:b/>
+                <w:bCs/>
+              </w:rPr>
+              <w:t xml:space="preserve">Margin trend</w:t>
+            </w:r>
+          </w:p>
+        </w:tc>
+        <w:tc>
+          <w:tcPr>
+            <w:tcW w:type="dxa" w:w="5800"/>
+          </w:tcPr>
+          <w:p>
+            <w:r>
+              <w:t xml:space="preserve">expanding</w:t>
+            </w:r>
+          </w:p>
+        </w:tc>
+      </w:tr>
+      <w:tr>
+        <w:tc>
+          <w:tcPr>
+            <w:tcW w:type="dxa" w:w="3200"/>
+            <w:shd w:fill="F2F2F2" w:val="clear"/>
+          </w:tcPr>
+          <w:p>
+            <w:r>
+              <w:rPr>
+                <w:b/>
+                <w:bCs/>
+              </w:rPr>
+              <w:t xml:space="preserve">Capex efficiency</w:t>
+            </w:r>
+          </w:p>
+        </w:tc>
+        <w:tc>
+          <w:tcPr>
+            <w:tcW w:type="dxa" w:w="5800"/>
+          </w:tcPr>
+          <w:p>
+            <w:r>
+              <w:t xml:space="preserve">productive</w:t>
+            </w:r>
+          </w:p>
+        </w:tc>
+      </w:tr>
+    </w:tbl>
+    <w:p>
+      <w:pPr>
+        <w:spacing w:after="60" w:before="120"/>
+      </w:pPr>
+      <w:r>
+        <w:rPr>
+          <w:b/>
+          <w:bCs/>
+          <w:sz w:val="20"/>
+          <w:szCs w:val="20"/>
+        </w:rPr>
+        <w:t xml:space="preserve">Track record (Coffee Can persistence check): </w:t>
+      </w:r>
+      <w:r>
+        <w:rPr>
+          <w:sz w:val="20"/>
+          <w:szCs w:val="20"/>
+        </w:rPr>
+        <w:t xml:space="preserve">cleared revenue growth ≥10% AND ROCE ≥15% in 3 of the last 3 years (consistency_score 100)</w:t>
+      </w:r>
+    </w:p>
+    <w:p>
+      <w:pPr>
+        <w:spacing w:after="120"/>
+      </w:pPr>
+      <w:r>
+        <w:rPr>
+          <w:color w:val="666666"/>
+          <w:sz w:val="18"/>
+          <w:szCs w:val="18"/>
+        </w:rPr>
+        <w:t xml:space="preserve">FY24-FY26: revenue growth cleared &gt;=10% in every year (FY26 +67%, FY25 ~25-30%, FY24 mid-20s%) and ROCE was well above 15% each year (FY26 ~40%, prior two years also 20%+ on a small equity base). All three verifiable years pass the combined revenue-growth-AND-ROCE test. FY26 profit was boosted by a large one-order mix, so the pass is real but flattered.</w:t>
+      </w:r>
+    </w:p>
+    <w:p>
+      <w:pPr>
+        <w:pStyle w:val="Heading1"/>
+        <w:spacing w:after="120" w:before="280"/>
+      </w:pPr>
+      <w:r>
+        <w:t xml:space="preserve">Technical Read (Weekly / Monthly MACD + Bollinger Bands, or RSI/CCI/Williams %R proxy)</w:t>
+      </w:r>
+    </w:p>
+    <w:p>
+      <w:pPr>
+        <w:spacing w:after="120"/>
+      </w:pPr>
+      <w:r>
+        <w:t xml:space="preserve">Not pulled this pass.</w:t>
+      </w:r>
+    </w:p>
+    <w:p>
+      <w:pPr>
+        <w:pStyle w:val="Heading1"/>
+        <w:spacing w:after="120" w:before="280"/>
+      </w:pPr>
+      <w:r>
+        <w:t xml:space="preserve">ValuePickr Community Signal</w:t>
+      </w:r>
+    </w:p>
+    <w:p>
+      <w:pPr>
+        <w:spacing w:after="120"/>
+      </w:pPr>
+      <w:r>
+        <w:t xml:space="preserve">Read the entire thread (all 11 posts, Jan-Aug 2026 -- a brand-new company thread, not yet a sustained multi-year diligence effort). Ghonarbochon (trusted, elevated-tier) opened the thread and posts order-book updates across quarters. Tom_m contributed a detailed, non-promotional product/moat/risk writeup that flagged the cash-conversion issue upfront.</w:t>
+      </w:r>
+    </w:p>
+    <w:p>
+      <w:pPr>
+        <w:spacing w:after="120"/>
+      </w:pPr>
+      <w:r>
+        <w:rPr>
+          <w:b/>
+          <w:bCs/>
+          <w:sz w:val="20"/>
+          <w:szCs w:val="20"/>
+        </w:rPr>
+        <w:t xml:space="preserve">High-conviction call from a top contributor: </w:t>
+      </w:r>
+      <w:r>
+        <w:rPr>
+          <w:sz w:val="20"/>
+          <w:szCs w:val="20"/>
+        </w:rPr>
+        <w:t xml:space="preserve">Ghonarbochon (trusted, elevated-tier) is the thread's originator and named Valiant among his 'high conviction bets' in a separate portfolio-review thread ('additions to HBL, Ceinsys and Valiant'), repeated across two posts roughly 8 months apart -- sustained conviction language. Recent catalysts have materialised: an NSC 'Trusted Source' designation and a live Power Grid data-centre order (announced 05-Aug-2026) for NavIC time-synchronisation equipment and data-storage servers.</w:t>
+      </w:r>
+    </w:p>
+    <w:p>
+      <w:pPr>
+        <w:pStyle w:val="Heading1"/>
+        <w:spacing w:after="120" w:before="280"/>
+      </w:pPr>
+      <w:r>
+        <w:t xml:space="preserve">Trusted-User Signals (Ongoing)</w:t>
+      </w:r>
+    </w:p>
+    <w:p>
+      <w:pPr>
+        <w:spacing w:after="120"/>
+      </w:pPr>
+      <w:r>
+        <w:rPr>
+          <w:i/>
+          <w:iCs/>
+          <w:color w:val="666666"/>
+          <w:sz w:val="18"/>
+          <w:szCs w:val="18"/>
+        </w:rPr>
+        <w:t xml:space="preserve">Every time a trusted user expresses clear conviction on this stock, most recent first — this section accumulates over time, it isn't a one-time snapshot.</w:t>
+      </w:r>
+    </w:p>
+    <w:p>
+      <w:pPr>
+        <w:spacing w:after="100"/>
+      </w:pPr>
+      <w:r>
+        <w:rPr>
+          <w:b/>
+          <w:bCs/>
+          <w:sz w:val="20"/>
+          <w:szCs w:val="20"/>
+        </w:rPr>
+        <w:t xml:space="preserve">2025-03-29 / 2025-11-27 — Ghonarbochon (trusted, elevated-tier)</w:t>
+      </w:r>
+      <w:r>
+        <w:rPr>
+          <w:i/>
+          <w:iCs/>
+          <w:color w:val="666666"/>
+          <w:sz w:val="18"/>
+          <w:szCs w:val="18"/>
+        </w:rPr>
         <w:t xml:space="preserve"> (Investment journey of a late starter)</w:t>
       </w:r>
       <w:r>
@@ -405,7 +2650,7 @@
         <w:spacing w:after="120"/>
       </w:pPr>
       <w:r>
-        <w:t xml:space="preserve">No SEBI/regulatory action found.</w:t>
+        <w:t xml:space="preserve">No SEBI/regulatory action found. 05-Aug-2026: purchase orders totalling Rs 10.71 Cr from system integrators to supply data-storage servers and NavIC time-synchronisation equipment for a Power Grid project, completion by 31-Mar-2027 (first data-centre-segment entry). Dividend Rs 1.50/share, record date 10-Sep-2026.</w:t>
       </w:r>
     </w:p>
     <w:p>
@@ -427,46 +2672,46 @@
         <w:spacing w:after="60"/>
       </w:pPr>
       <w:r>
-        <w:t xml:space="preserve">Exceptional core profitability for its size (ROCE 32.63%, ROE 25%) with near-zero debt and revenue growth well ahead of industry</w:t>
-      </w:r>
-    </w:p>
-    <w:p>
-      <w:pPr>
-        <w:pStyle w:val="ListParagraph"/>
-        <w:numPr>
-          <w:ilvl w:val="0"/>
-          <w:numId w:val="1"/>
-        </w:numPr>
-        <w:spacing w:after="60"/>
-      </w:pPr>
-      <w:r>
-        <w:t xml:space="preserve">Genuine, specific, and recent catalyst: a live Power Grid data-center order win (5-Aug-2026) for data-storage servers and NavIC-enabled time-synchronization equipment, plus a formal NSC 'Trusted Source' designation supporting the defense/critical-infrastructure positioning</w:t>
-      </w:r>
-    </w:p>
-    <w:p>
-      <w:pPr>
-        <w:pStyle w:val="ListParagraph"/>
-        <w:numPr>
-          <w:ilvl w:val="0"/>
-          <w:numId w:val="1"/>
-        </w:numPr>
-        <w:spacing w:after="60"/>
-      </w:pPr>
-      <w:r>
-        <w:t xml:space="preserve">Sustained, repeated trusted-user conviction language (Ghonarbochon) across multiple months, not a one-time mention</w:t>
-      </w:r>
-    </w:p>
-    <w:p>
-      <w:pPr>
-        <w:pStyle w:val="ListParagraph"/>
-        <w:numPr>
-          <w:ilvl w:val="0"/>
-          <w:numId w:val="1"/>
-        </w:numPr>
-        <w:spacing w:after="60"/>
-      </w:pPr>
-      <w:r>
-        <w:t xml:space="preserve">Steady orderbook replenishment confirmed for two consecutive quarters as the large initial Tejas JV order is executed down</w:t>
+        <w:t xml:space="preserve">Exceptional core profitability for the size (ROCE ~40%, ROE ~31%, OPM ~36%) with near-zero debt and revenue/profit growth far ahead of industry</w:t>
+      </w:r>
+    </w:p>
+    <w:p>
+      <w:pPr>
+        <w:pStyle w:val="ListParagraph"/>
+        <w:numPr>
+          <w:ilvl w:val="0"/>
+          <w:numId w:val="1"/>
+        </w:numPr>
+        <w:spacing w:after="60"/>
+      </w:pPr>
+      <w:r>
+        <w:t xml:space="preserve">The prior key bear case has eased: FY26 operating cash flow Rs 32 Cr &gt; PAT Rs 24 Cr, debtor days 103 -&gt; 81, cash-conversion cycle to ~172 days -- cash generation now roughly tracks profit</w:t>
+      </w:r>
+    </w:p>
+    <w:p>
+      <w:pPr>
+        <w:pStyle w:val="ListParagraph"/>
+        <w:numPr>
+          <w:ilvl w:val="0"/>
+          <w:numId w:val="1"/>
+        </w:numPr>
+        <w:spacing w:after="60"/>
+      </w:pPr>
+      <w:r>
+        <w:t xml:space="preserve">Live, specific catalyst: Power Grid data-centre order (05-Aug-2026, Rs 10.71 Cr, NavIC time-sync + servers) opening a new segment tied to India's AI-infrastructure build, plus NSC 'Trusted Source' and Class-1 indigenous-manufacturer status</w:t>
+      </w:r>
+    </w:p>
+    <w:p>
+      <w:pPr>
+        <w:pStyle w:val="ListParagraph"/>
+        <w:numPr>
+          <w:ilvl w:val="0"/>
+          <w:numId w:val="1"/>
+        </w:numPr>
+        <w:spacing w:after="60"/>
+      </w:pPr>
+      <w:r>
+        <w:t xml:space="preserve">Accelerating growth: Q1 FY27 revenue +39% YoY, PBT +81% YoY; sustained trusted-user conviction (Ghonarbochon) across multiple months</w:t>
       </w:r>
     </w:p>
     <w:p>
@@ -488,46 +2733,46 @@
         <w:spacing w:after="60"/>
       </w:pPr>
       <w:r>
-        <w:t xml:space="preserve">Cash conversion is a genuine, currently-unresolved concern: ~400-day cash conversion cycle and near-zero CFO despite rising profit — a real risk for a company this small, not yet demonstrated to be improving</w:t>
-      </w:r>
-    </w:p>
-    <w:p>
-      <w:pPr>
-        <w:pStyle w:val="ListParagraph"/>
-        <w:numPr>
-          <w:ilvl w:val="0"/>
-          <w:numId w:val="1"/>
-        </w:numPr>
-        <w:spacing w:after="60"/>
-      </w:pPr>
-      <w:r>
-        <w:t xml:space="preserve">The company thread itself is very thin (only 11 posts total) — this is early-stage community coverage without the sustained, multi-quarter diligence track record seen on this project's higher-conviction names</w:t>
-      </w:r>
-    </w:p>
-    <w:p>
-      <w:pPr>
-        <w:pStyle w:val="ListParagraph"/>
-        <w:numPr>
-          <w:ilvl w:val="0"/>
-          <w:numId w:val="1"/>
-        </w:numPr>
-        <w:spacing w:after="60"/>
-      </w:pPr>
-      <w:r>
-        <w:t xml:space="preserve">Stock is already up 78.5% in a year, meaning some of the recent catalyst has likely been priced in</w:t>
-      </w:r>
-    </w:p>
-    <w:p>
-      <w:pPr>
-        <w:pStyle w:val="ListParagraph"/>
-        <w:numPr>
-          <w:ilvl w:val="0"/>
-          <w:numId w:val="1"/>
-        </w:numPr>
-        <w:spacing w:after="60"/>
-      </w:pPr>
-      <w:r>
-        <w:t xml:space="preserve">Niche, low-revenue-base business (Rs 92 Cr revenue) means order lumpiness (as seen with the Tejas JV order driving the recent 'high orbit' in revenue) could cut both ways</w:t>
+        <w:t xml:space="preserve">Valuation is rich: ~57x trailing P/E and ~15.6x book for a Rs 85 Cr-revenue micro-cap -- much of the growth and catalyst is priced in</w:t>
+      </w:r>
+    </w:p>
+    <w:p>
+      <w:pPr>
+        <w:pStyle w:val="ListParagraph"/>
+        <w:numPr>
+          <w:ilvl w:val="0"/>
+          <w:numId w:val="1"/>
+        </w:numPr>
+        <w:spacing w:after="60"/>
+      </w:pPr>
+      <w:r>
+        <w:t xml:space="preserve">Low and declining promoter holding (39.65%, -0.97% last quarter) -- unusual for a founder-run micro-cap and worth monitoring</w:t>
+      </w:r>
+    </w:p>
+    <w:p>
+      <w:pPr>
+        <w:pStyle w:val="ListParagraph"/>
+        <w:numPr>
+          <w:ilvl w:val="0"/>
+          <w:numId w:val="1"/>
+        </w:numPr>
+        <w:spacing w:after="60"/>
+      </w:pPr>
+      <w:r>
+        <w:t xml:space="preserve">Tiny revenue base means order lumpiness cuts both ways (the Tejas JV order drove the FY26 step-up; replenishment must continue)</w:t>
+      </w:r>
+    </w:p>
+    <w:p>
+      <w:pPr>
+        <w:pStyle w:val="ListParagraph"/>
+        <w:numPr>
+          <w:ilvl w:val="0"/>
+          <w:numId w:val="1"/>
+        </w:numPr>
+        <w:spacing w:after="60"/>
+      </w:pPr>
+      <w:r>
+        <w:t xml:space="preserve">Company thread is very thin (11 posts) -- early-stage community coverage without a multi-quarter diligence track record; no trusted-conviction floor active</w:t>
       </w:r>
     </w:p>
     <w:p>
@@ -548,7 +2793,7 @@
           <w:b/>
           <w:bCs/>
         </w:rPr>
-        <w:t xml:space="preserve">small-cap</w:t>
+        <w:t xml:space="preserve">small-cap (~Rs 1,549 Cr)</w:t>
       </w:r>
     </w:p>
     <w:p>
@@ -576,6 +2821,34 @@
     </w:p>
     <w:p>
       <w:pPr>
+        <w:spacing w:after="120"/>
+      </w:pPr>
+      <w:r>
+        <w:rPr>
+          <w:color w:val="666666"/>
+          <w:sz w:val="20"/>
+          <w:szCs w:val="20"/>
+        </w:rPr>
+        <w:t xml:space="preserve">4-box gate — tailwind: yes · TAM: weak · moat: yes · valuation: weak  (score 3 / 4)</w:t>
+      </w:r>
+    </w:p>
+    <w:p>
+      <w:pPr>
+        <w:spacing w:after="120"/>
+      </w:pPr>
+      <w:r>
+        <w:rPr>
+          <w:i/>
+          <w:iCs/>
+          <w:color w:val="666666"/>
+          <w:sz w:val="20"/>
+          <w:szCs w:val="20"/>
+        </w:rPr>
+        <w:t xml:space="preserve">tailwind yes -- power-utility comms modernisation, defense/critical-infra indigenisation, NavIC data-centre time-sync, OT cybersecurity: multi-year structural demand; tam weak -- Rs 85 Cr revenue base and niche addressable segments make a 10x off Rs 1,549 Cr a stretch, though the live Q1 FY27 inflection (+39% rev, +81% PBT) and data-centre entry argue for headroom; moat yes -- NSC 'Trusted Source' + Class-1 indigenous status, certified equipment for critical infra, high switching costs, 30+ yr track record, 110+ countries; valuation weak -- ~57x trailing P/E, ~15.6x book, catalyst substantially priced. Score 3.0 -&gt; 10x-in-2-3-years permitted, conviction Medium.</w:t>
+      </w:r>
+    </w:p>
+    <w:p>
+      <w:pPr>
         <w:pStyle w:val="Heading1"/>
         <w:spacing w:after="120" w:before="280"/>
       </w:pPr>
@@ -594,59 +2867,59 @@
           <w:sz w:val="24"/>
           <w:szCs w:val="24"/>
         </w:rPr>
-        <w:t xml:space="preserve">A genuinely excellent-margin defense/critical-infra microcap with a live, specific order catalyst — small enough and early enough in its community coverage to warrant real but cautious conviction</w:t>
-      </w:r>
-    </w:p>
-    <w:p>
-      <w:pPr>
-        <w:pStyle w:val="ListParagraph"/>
-        <w:numPr>
-          <w:ilvl w:val="0"/>
-          <w:numId w:val="1"/>
-        </w:numPr>
-        <w:spacing w:after="60"/>
-      </w:pPr>
-      <w:r>
-        <w:t xml:space="preserve">Core profitability (ROCE 32.63%, ROE 25%) and growth (23.34% CAGR vs 12.15% industry) are both independently strong, and the trusted signal is genuine and repeated (Ghonarbochon's 'high conviction' language across two separate posts).</w:t>
-      </w:r>
-    </w:p>
-    <w:p>
-      <w:pPr>
-        <w:pStyle w:val="ListParagraph"/>
-        <w:numPr>
-          <w:ilvl w:val="0"/>
-          <w:numId w:val="1"/>
-        </w:numPr>
-        <w:spacing w:after="60"/>
-      </w:pPr>
-      <w:r>
-        <w:t xml:space="preserve">The Power Grid order win and NSC 'Trusted Source' designation are specific, credible, and recent catalysts directly tied to the defense/critical-infrastructure positioning that underpins the bull case.</w:t>
-      </w:r>
-    </w:p>
-    <w:p>
-      <w:pPr>
-        <w:pStyle w:val="ListParagraph"/>
-        <w:numPr>
-          <w:ilvl w:val="0"/>
-          <w:numId w:val="1"/>
-        </w:numPr>
-        <w:spacing w:after="60"/>
-      </w:pPr>
-      <w:r>
-        <w:t xml:space="preserve">The cash-conversion risk (400-day cycle, near-zero CFO) is real and should not be waved away — it's a legitimate quality concern common to fast-growing microcaps of this size, and the thread doesn't yet show evidence it's resolving.</w:t>
-      </w:r>
-    </w:p>
-    <w:p>
-      <w:pPr>
-        <w:pStyle w:val="ListParagraph"/>
-        <w:numPr>
-          <w:ilvl w:val="0"/>
-          <w:numId w:val="1"/>
-        </w:numPr>
-        <w:spacing w:after="60"/>
-      </w:pPr>
-      <w:r>
-        <w:t xml:space="preserve">Given the small size (Rs 1,300 Cr), genuine margin quality, and a real recent catalyst, but balanced against thin community coverage (only 11 posts) and the unresolved cash-flow concern, conviction is set to Low with the '10x-in-2-3-years' classification carrying an explicit unconfirmed caveat — this needs another 2-3 quarters of order-book and cash-flow confirmation before conviction can be raised.</w:t>
+        <w:t xml:space="preserve">Exceptional-return defense/critical-infra micro-cap where the cash-conversion doubt has now largely resolved; conviction rises to Medium, held back by a ~57x multiple and a low, declining promoter stake</w:t>
+      </w:r>
+    </w:p>
+    <w:p>
+      <w:pPr>
+        <w:pStyle w:val="ListParagraph"/>
+        <w:numPr>
+          <w:ilvl w:val="0"/>
+          <w:numId w:val="1"/>
+        </w:numPr>
+        <w:spacing w:after="60"/>
+      </w:pPr>
+      <w:r>
+        <w:t xml:space="preserve">Returns (ROCE ~40%, ROE ~31%) and growth (5yr sales CAGR ~31%, Q1 FY27 rev +39% / PBT +81%) are both independently strong, and the trusted signal (Ghonarbochon) is genuine and repeated.</w:t>
+      </w:r>
+    </w:p>
+    <w:p>
+      <w:pPr>
+        <w:pStyle w:val="ListParagraph"/>
+        <w:numPr>
+          <w:ilvl w:val="0"/>
+          <w:numId w:val="1"/>
+        </w:numPr>
+        <w:spacing w:after="60"/>
+      </w:pPr>
+      <w:r>
+        <w:t xml:space="preserve">The FY26 cash-flow inflection (CFO Rs 32 Cr vs PAT Rs 24 Cr; debtor days 103 -&gt; 81) removes the single biggest reason conviction was pinned at Low last pass -- cash generation now broadly matches reported profit.</w:t>
+      </w:r>
+    </w:p>
+    <w:p>
+      <w:pPr>
+        <w:pStyle w:val="ListParagraph"/>
+        <w:numPr>
+          <w:ilvl w:val="0"/>
+          <w:numId w:val="1"/>
+        </w:numPr>
+        <w:spacing w:after="60"/>
+      </w:pPr>
+      <w:r>
+        <w:t xml:space="preserve">The Power Grid / NavIC data-centre order and NSC 'Trusted Source' designation are specific, credible catalysts directly tied to the defense/critical-infrastructure positioning.</w:t>
+      </w:r>
+    </w:p>
+    <w:p>
+      <w:pPr>
+        <w:pStyle w:val="ListParagraph"/>
+        <w:numPr>
+          <w:ilvl w:val="0"/>
+          <w:numId w:val="1"/>
+        </w:numPr>
+        <w:spacing w:after="60"/>
+      </w:pPr>
+      <w:r>
+        <w:t xml:space="preserve">Offsetting: ~57x trailing P/E and ~15.6x book price in a lot; promoter holding is only 39.65% and drifting down; the Rs 85 Cr revenue base keeps order-lumpiness risk live. four_box score 3.0 keeps '10x-in-2-3-years' permitted; conviction set to Medium (no trusted floor active, valuation and promoter-stake caps prevent Medium-High).</w:t>
       </w:r>
     </w:p>
     <w:p>
